--- a/BaoCao_DoAn_MatMaUngDung_Chuong_1_2_3.docx
+++ b/BaoCao_DoAn_MatMaUngDung_Chuong_1_2_3.docx
@@ -1952,6 +1952,22 @@
           <w:color w:val="202124"/>
           <w:sz w:val="22"/>
         </w:rPr>
+        <w:t>Bổ sung luồng quên mật khẩu và đặt lại mật khẩu để hoàn thiện vòng đời xác thực tài khoản.</w:t>
+      </w:r>
+    </w:p>
+    <w:p>
+      <w:pPr>
+        <w:pStyle w:val="ListBullet"/>
+        <w:spacing w:before="0" w:after="80" w:line="290" w:lineRule="auto"/>
+        <w:ind w:left="540" w:hanging="279"/>
+        <w:jc w:val="left"/>
+      </w:pPr>
+      <w:r>
+        <w:rPr>
+          <w:rFonts w:ascii="Calibri" w:hAnsi="Calibri" w:eastAsia="Calibri"/>
+          <w:color w:val="202124"/>
+          <w:sz w:val="22"/>
+        </w:rPr>
         <w:t xml:space="preserve">Băm mật khẩu bằng </w:t>
       </w:r>
       <w:r>
@@ -4930,7 +4946,7 @@
           <w:color w:val="202124"/>
           <w:sz w:val="22"/>
         </w:rPr>
-        <w:t>Người dùng có thể đăng ký, đăng nhập, làm mới token và đăng xuất.</w:t>
+        <w:t>Người dùng có thể đăng ký, đăng nhập, làm mới token, đăng xuất, quên mật khẩu và đặt lại mật khẩu.</w:t>
       </w:r>
     </w:p>
     <w:p>
@@ -17741,16 +17757,16 @@
         <w:tblInd w:type="dxa" w:w="120"/>
       </w:tblPr>
       <w:tblGrid>
-        <w:gridCol w:w="1653"/>
-        <w:gridCol w:w="2531"/>
-        <w:gridCol w:w="2841"/>
-        <w:gridCol w:w="2335"/>
+        <w:gridCol w:w="1644"/>
+        <w:gridCol w:w="2517"/>
+        <w:gridCol w:w="2876"/>
+        <w:gridCol w:w="2323"/>
       </w:tblGrid>
       <w:tr>
         <w:trPr/>
         <w:tc>
           <w:tcPr>
-            <w:tcW w:type="dxa" w:w="1653"/>
+            <w:tcW w:type="dxa" w:w="1644"/>
             <w:vAlign w:val="center"/>
             <w:shd w:val="clear" w:color="auto" w:fill="F4F6F9"/>
             <w:tcMar>
@@ -17785,7 +17801,7 @@
         </w:tc>
         <w:tc>
           <w:tcPr>
-            <w:tcW w:type="dxa" w:w="2531"/>
+            <w:tcW w:type="dxa" w:w="2517"/>
             <w:vAlign w:val="center"/>
             <w:shd w:val="clear" w:color="auto" w:fill="F4F6F9"/>
             <w:tcMar>
@@ -17820,7 +17836,7 @@
         </w:tc>
         <w:tc>
           <w:tcPr>
-            <w:tcW w:type="dxa" w:w="2841"/>
+            <w:tcW w:type="dxa" w:w="2876"/>
             <w:vAlign w:val="center"/>
             <w:shd w:val="clear" w:color="auto" w:fill="F4F6F9"/>
             <w:tcMar>
@@ -17855,7 +17871,7 @@
         </w:tc>
         <w:tc>
           <w:tcPr>
-            <w:tcW w:type="dxa" w:w="2335"/>
+            <w:tcW w:type="dxa" w:w="2323"/>
             <w:vAlign w:val="center"/>
             <w:shd w:val="clear" w:color="auto" w:fill="F4F6F9"/>
             <w:tcMar>
@@ -17893,7 +17909,7 @@
         <w:trPr/>
         <w:tc>
           <w:tcPr>
-            <w:tcW w:type="dxa" w:w="1653"/>
+            <w:tcW w:type="dxa" w:w="1644"/>
             <w:vAlign w:val="center"/>
             <w:tcMar>
               <w:top w:w="80" w:type="dxa"/>
@@ -17926,7 +17942,7 @@
         </w:tc>
         <w:tc>
           <w:tcPr>
-            <w:tcW w:type="dxa" w:w="2531"/>
+            <w:tcW w:type="dxa" w:w="2517"/>
             <w:vAlign w:val="center"/>
             <w:tcMar>
               <w:top w:w="80" w:type="dxa"/>
@@ -17959,7 +17975,7 @@
         </w:tc>
         <w:tc>
           <w:tcPr>
-            <w:tcW w:type="dxa" w:w="2841"/>
+            <w:tcW w:type="dxa" w:w="2876"/>
             <w:vAlign w:val="center"/>
             <w:tcMar>
               <w:top w:w="80" w:type="dxa"/>
@@ -17992,7 +18008,7 @@
         </w:tc>
         <w:tc>
           <w:tcPr>
-            <w:tcW w:type="dxa" w:w="2335"/>
+            <w:tcW w:type="dxa" w:w="2323"/>
             <w:vAlign w:val="center"/>
             <w:tcMar>
               <w:top w:w="80" w:type="dxa"/>
@@ -18028,7 +18044,7 @@
         <w:trPr/>
         <w:tc>
           <w:tcPr>
-            <w:tcW w:type="dxa" w:w="1653"/>
+            <w:tcW w:type="dxa" w:w="1644"/>
             <w:vAlign w:val="center"/>
             <w:tcMar>
               <w:top w:w="80" w:type="dxa"/>
@@ -18061,7 +18077,7 @@
         </w:tc>
         <w:tc>
           <w:tcPr>
-            <w:tcW w:type="dxa" w:w="2531"/>
+            <w:tcW w:type="dxa" w:w="2517"/>
             <w:vAlign w:val="center"/>
             <w:tcMar>
               <w:top w:w="80" w:type="dxa"/>
@@ -18094,7 +18110,7 @@
         </w:tc>
         <w:tc>
           <w:tcPr>
-            <w:tcW w:type="dxa" w:w="2841"/>
+            <w:tcW w:type="dxa" w:w="2876"/>
             <w:vAlign w:val="center"/>
             <w:tcMar>
               <w:top w:w="80" w:type="dxa"/>
@@ -18127,7 +18143,7 @@
         </w:tc>
         <w:tc>
           <w:tcPr>
-            <w:tcW w:type="dxa" w:w="2335"/>
+            <w:tcW w:type="dxa" w:w="2323"/>
             <w:vAlign w:val="center"/>
             <w:tcMar>
               <w:top w:w="80" w:type="dxa"/>
@@ -18163,7 +18179,7 @@
         <w:trPr/>
         <w:tc>
           <w:tcPr>
-            <w:tcW w:type="dxa" w:w="1653"/>
+            <w:tcW w:type="dxa" w:w="1644"/>
             <w:vAlign w:val="center"/>
             <w:tcMar>
               <w:top w:w="80" w:type="dxa"/>
@@ -18196,7 +18212,7 @@
         </w:tc>
         <w:tc>
           <w:tcPr>
-            <w:tcW w:type="dxa" w:w="2531"/>
+            <w:tcW w:type="dxa" w:w="2517"/>
             <w:vAlign w:val="center"/>
             <w:tcMar>
               <w:top w:w="80" w:type="dxa"/>
@@ -18229,7 +18245,7 @@
         </w:tc>
         <w:tc>
           <w:tcPr>
-            <w:tcW w:type="dxa" w:w="2841"/>
+            <w:tcW w:type="dxa" w:w="2876"/>
             <w:vAlign w:val="center"/>
             <w:tcMar>
               <w:top w:w="80" w:type="dxa"/>
@@ -18262,7 +18278,7 @@
         </w:tc>
         <w:tc>
           <w:tcPr>
-            <w:tcW w:type="dxa" w:w="2335"/>
+            <w:tcW w:type="dxa" w:w="2323"/>
             <w:vAlign w:val="center"/>
             <w:tcMar>
               <w:top w:w="80" w:type="dxa"/>
@@ -18298,7 +18314,7 @@
         <w:trPr/>
         <w:tc>
           <w:tcPr>
-            <w:tcW w:type="dxa" w:w="1653"/>
+            <w:tcW w:type="dxa" w:w="1644"/>
             <w:vAlign w:val="center"/>
             <w:tcMar>
               <w:top w:w="80" w:type="dxa"/>
@@ -18331,7 +18347,277 @@
         </w:tc>
         <w:tc>
           <w:tcPr>
-            <w:tcW w:type="dxa" w:w="2531"/>
+            <w:tcW w:type="dxa" w:w="2517"/>
+            <w:vAlign w:val="center"/>
+            <w:tcMar>
+              <w:top w:w="80" w:type="dxa"/>
+              <w:bottom w:w="80" w:type="dxa"/>
+              <w:start w:w="120" w:type="dxa"/>
+              <w:end w:w="120" w:type="dxa"/>
+            </w:tcMar>
+            <w:tcBorders>
+              <w:top w:val="single" w:sz="6" w:space="0" w:color="D7DFEA"/>
+              <w:left w:val="single" w:sz="6" w:space="0" w:color="D7DFEA"/>
+              <w:bottom w:val="single" w:sz="6" w:space="0" w:color="D7DFEA"/>
+              <w:right w:val="single" w:sz="6" w:space="0" w:color="D7DFEA"/>
+            </w:tcBorders>
+          </w:tcPr>
+          <w:p>
+            <w:pPr>
+              <w:spacing w:before="0" w:after="0" w:line="264" w:lineRule="auto"/>
+              <w:jc w:val="left"/>
+            </w:pPr>
+            <w:r/>
+            <w:r>
+              <w:rPr>
+                <w:rFonts w:ascii="Calibri" w:hAnsi="Calibri" w:eastAsia="Calibri"/>
+                <w:color w:val="202124"/>
+                <w:sz w:val="21"/>
+              </w:rPr>
+              <w:t>/api/auth/forgot-password</w:t>
+            </w:r>
+          </w:p>
+        </w:tc>
+        <w:tc>
+          <w:tcPr>
+            <w:tcW w:type="dxa" w:w="2876"/>
+            <w:vAlign w:val="center"/>
+            <w:tcMar>
+              <w:top w:w="80" w:type="dxa"/>
+              <w:bottom w:w="80" w:type="dxa"/>
+              <w:start w:w="120" w:type="dxa"/>
+              <w:end w:w="120" w:type="dxa"/>
+            </w:tcMar>
+            <w:tcBorders>
+              <w:top w:val="single" w:sz="6" w:space="0" w:color="D7DFEA"/>
+              <w:left w:val="single" w:sz="6" w:space="0" w:color="D7DFEA"/>
+              <w:bottom w:val="single" w:sz="6" w:space="0" w:color="D7DFEA"/>
+              <w:right w:val="single" w:sz="6" w:space="0" w:color="D7DFEA"/>
+            </w:tcBorders>
+          </w:tcPr>
+          <w:p>
+            <w:pPr>
+              <w:spacing w:before="0" w:after="0" w:line="264" w:lineRule="auto"/>
+              <w:jc w:val="left"/>
+            </w:pPr>
+            <w:r/>
+            <w:r>
+              <w:rPr>
+                <w:rFonts w:ascii="Calibri" w:hAnsi="Calibri" w:eastAsia="Calibri"/>
+                <w:color w:val="202124"/>
+                <w:sz w:val="21"/>
+              </w:rPr>
+              <w:t>Yêu cầu cấp token đặt lại mật khẩu</w:t>
+            </w:r>
+          </w:p>
+        </w:tc>
+        <w:tc>
+          <w:tcPr>
+            <w:tcW w:type="dxa" w:w="2323"/>
+            <w:vAlign w:val="center"/>
+            <w:tcMar>
+              <w:top w:w="80" w:type="dxa"/>
+              <w:bottom w:w="80" w:type="dxa"/>
+              <w:start w:w="120" w:type="dxa"/>
+              <w:end w:w="120" w:type="dxa"/>
+            </w:tcMar>
+            <w:tcBorders>
+              <w:top w:val="single" w:sz="6" w:space="0" w:color="D7DFEA"/>
+              <w:left w:val="single" w:sz="6" w:space="0" w:color="D7DFEA"/>
+              <w:bottom w:val="single" w:sz="6" w:space="0" w:color="D7DFEA"/>
+              <w:right w:val="single" w:sz="6" w:space="0" w:color="D7DFEA"/>
+            </w:tcBorders>
+          </w:tcPr>
+          <w:p>
+            <w:pPr>
+              <w:spacing w:before="0" w:after="0" w:line="264" w:lineRule="auto"/>
+              <w:jc w:val="center"/>
+            </w:pPr>
+            <w:r/>
+            <w:r>
+              <w:rPr>
+                <w:rFonts w:ascii="Calibri" w:hAnsi="Calibri" w:eastAsia="Calibri"/>
+                <w:color w:val="202124"/>
+                <w:sz w:val="21"/>
+              </w:rPr>
+              <w:t>Public</w:t>
+            </w:r>
+          </w:p>
+        </w:tc>
+      </w:tr>
+      <w:tr>
+        <w:trPr/>
+        <w:tc>
+          <w:tcPr>
+            <w:tcW w:type="dxa" w:w="1644"/>
+            <w:vAlign w:val="center"/>
+            <w:tcMar>
+              <w:top w:w="80" w:type="dxa"/>
+              <w:bottom w:w="80" w:type="dxa"/>
+              <w:start w:w="120" w:type="dxa"/>
+              <w:end w:w="120" w:type="dxa"/>
+            </w:tcMar>
+            <w:tcBorders>
+              <w:top w:val="single" w:sz="6" w:space="0" w:color="D7DFEA"/>
+              <w:left w:val="single" w:sz="6" w:space="0" w:color="D7DFEA"/>
+              <w:bottom w:val="single" w:sz="6" w:space="0" w:color="D7DFEA"/>
+              <w:right w:val="single" w:sz="6" w:space="0" w:color="D7DFEA"/>
+            </w:tcBorders>
+          </w:tcPr>
+          <w:p>
+            <w:pPr>
+              <w:spacing w:before="0" w:after="0" w:line="264" w:lineRule="auto"/>
+              <w:jc w:val="center"/>
+            </w:pPr>
+            <w:r/>
+            <w:r>
+              <w:rPr>
+                <w:rFonts w:ascii="Calibri" w:hAnsi="Calibri" w:eastAsia="Calibri"/>
+                <w:color w:val="202124"/>
+                <w:sz w:val="21"/>
+              </w:rPr>
+              <w:t>POST</w:t>
+            </w:r>
+          </w:p>
+        </w:tc>
+        <w:tc>
+          <w:tcPr>
+            <w:tcW w:type="dxa" w:w="2517"/>
+            <w:vAlign w:val="center"/>
+            <w:tcMar>
+              <w:top w:w="80" w:type="dxa"/>
+              <w:bottom w:w="80" w:type="dxa"/>
+              <w:start w:w="120" w:type="dxa"/>
+              <w:end w:w="120" w:type="dxa"/>
+            </w:tcMar>
+            <w:tcBorders>
+              <w:top w:val="single" w:sz="6" w:space="0" w:color="D7DFEA"/>
+              <w:left w:val="single" w:sz="6" w:space="0" w:color="D7DFEA"/>
+              <w:bottom w:val="single" w:sz="6" w:space="0" w:color="D7DFEA"/>
+              <w:right w:val="single" w:sz="6" w:space="0" w:color="D7DFEA"/>
+            </w:tcBorders>
+          </w:tcPr>
+          <w:p>
+            <w:pPr>
+              <w:spacing w:before="0" w:after="0" w:line="264" w:lineRule="auto"/>
+              <w:jc w:val="center"/>
+            </w:pPr>
+            <w:r/>
+            <w:r>
+              <w:rPr>
+                <w:rFonts w:ascii="Calibri" w:hAnsi="Calibri" w:eastAsia="Calibri"/>
+                <w:color w:val="202124"/>
+                <w:sz w:val="21"/>
+              </w:rPr>
+              <w:t>/api/auth/reset-password</w:t>
+            </w:r>
+          </w:p>
+        </w:tc>
+        <w:tc>
+          <w:tcPr>
+            <w:tcW w:type="dxa" w:w="2876"/>
+            <w:vAlign w:val="center"/>
+            <w:tcMar>
+              <w:top w:w="80" w:type="dxa"/>
+              <w:bottom w:w="80" w:type="dxa"/>
+              <w:start w:w="120" w:type="dxa"/>
+              <w:end w:w="120" w:type="dxa"/>
+            </w:tcMar>
+            <w:tcBorders>
+              <w:top w:val="single" w:sz="6" w:space="0" w:color="D7DFEA"/>
+              <w:left w:val="single" w:sz="6" w:space="0" w:color="D7DFEA"/>
+              <w:bottom w:val="single" w:sz="6" w:space="0" w:color="D7DFEA"/>
+              <w:right w:val="single" w:sz="6" w:space="0" w:color="D7DFEA"/>
+            </w:tcBorders>
+          </w:tcPr>
+          <w:p>
+            <w:pPr>
+              <w:spacing w:before="0" w:after="0" w:line="264" w:lineRule="auto"/>
+              <w:jc w:val="left"/>
+            </w:pPr>
+            <w:r/>
+            <w:r>
+              <w:rPr>
+                <w:rFonts w:ascii="Calibri" w:hAnsi="Calibri" w:eastAsia="Calibri"/>
+                <w:color w:val="202124"/>
+                <w:sz w:val="21"/>
+              </w:rPr>
+              <w:t>Đặt lại mật khẩu bằng reset token hợp lệ</w:t>
+            </w:r>
+          </w:p>
+        </w:tc>
+        <w:tc>
+          <w:tcPr>
+            <w:tcW w:type="dxa" w:w="2323"/>
+            <w:vAlign w:val="center"/>
+            <w:tcMar>
+              <w:top w:w="80" w:type="dxa"/>
+              <w:bottom w:w="80" w:type="dxa"/>
+              <w:start w:w="120" w:type="dxa"/>
+              <w:end w:w="120" w:type="dxa"/>
+            </w:tcMar>
+            <w:tcBorders>
+              <w:top w:val="single" w:sz="6" w:space="0" w:color="D7DFEA"/>
+              <w:left w:val="single" w:sz="6" w:space="0" w:color="D7DFEA"/>
+              <w:bottom w:val="single" w:sz="6" w:space="0" w:color="D7DFEA"/>
+              <w:right w:val="single" w:sz="6" w:space="0" w:color="D7DFEA"/>
+            </w:tcBorders>
+          </w:tcPr>
+          <w:p>
+            <w:pPr>
+              <w:spacing w:before="0" w:after="0" w:line="264" w:lineRule="auto"/>
+              <w:jc w:val="center"/>
+            </w:pPr>
+            <w:r/>
+            <w:r>
+              <w:rPr>
+                <w:rFonts w:ascii="Calibri" w:hAnsi="Calibri" w:eastAsia="Calibri"/>
+                <w:color w:val="202124"/>
+                <w:sz w:val="21"/>
+              </w:rPr>
+              <w:t>Public</w:t>
+            </w:r>
+          </w:p>
+        </w:tc>
+      </w:tr>
+      <w:tr>
+        <w:trPr/>
+        <w:tc>
+          <w:tcPr>
+            <w:tcW w:type="dxa" w:w="1644"/>
+            <w:vAlign w:val="center"/>
+            <w:tcMar>
+              <w:top w:w="80" w:type="dxa"/>
+              <w:bottom w:w="80" w:type="dxa"/>
+              <w:start w:w="120" w:type="dxa"/>
+              <w:end w:w="120" w:type="dxa"/>
+            </w:tcMar>
+            <w:tcBorders>
+              <w:top w:val="single" w:sz="6" w:space="0" w:color="D7DFEA"/>
+              <w:left w:val="single" w:sz="6" w:space="0" w:color="D7DFEA"/>
+              <w:bottom w:val="single" w:sz="6" w:space="0" w:color="D7DFEA"/>
+              <w:right w:val="single" w:sz="6" w:space="0" w:color="D7DFEA"/>
+            </w:tcBorders>
+          </w:tcPr>
+          <w:p>
+            <w:pPr>
+              <w:spacing w:before="0" w:after="0" w:line="264" w:lineRule="auto"/>
+              <w:jc w:val="center"/>
+            </w:pPr>
+            <w:r/>
+            <w:r>
+              <w:rPr>
+                <w:rFonts w:ascii="Calibri" w:hAnsi="Calibri" w:eastAsia="Calibri"/>
+                <w:color w:val="202124"/>
+                <w:sz w:val="21"/>
+              </w:rPr>
+              <w:t>POST</w:t>
+            </w:r>
+          </w:p>
+        </w:tc>
+        <w:tc>
+          <w:tcPr>
+            <w:tcW w:type="dxa" w:w="2517"/>
             <w:vAlign w:val="center"/>
             <w:tcMar>
               <w:top w:w="80" w:type="dxa"/>
@@ -18364,7 +18650,7 @@
         </w:tc>
         <w:tc>
           <w:tcPr>
-            <w:tcW w:type="dxa" w:w="2841"/>
+            <w:tcW w:type="dxa" w:w="2876"/>
             <w:vAlign w:val="center"/>
             <w:tcMar>
               <w:top w:w="80" w:type="dxa"/>
@@ -18397,7 +18683,7 @@
         </w:tc>
         <w:tc>
           <w:tcPr>
-            <w:tcW w:type="dxa" w:w="2335"/>
+            <w:tcW w:type="dxa" w:w="2323"/>
             <w:vAlign w:val="center"/>
             <w:tcMar>
               <w:top w:w="80" w:type="dxa"/>
@@ -18433,7 +18719,7 @@
         <w:trPr/>
         <w:tc>
           <w:tcPr>
-            <w:tcW w:type="dxa" w:w="1653"/>
+            <w:tcW w:type="dxa" w:w="1644"/>
             <w:vAlign w:val="center"/>
             <w:tcMar>
               <w:top w:w="80" w:type="dxa"/>
@@ -18466,7 +18752,7 @@
         </w:tc>
         <w:tc>
           <w:tcPr>
-            <w:tcW w:type="dxa" w:w="2531"/>
+            <w:tcW w:type="dxa" w:w="2517"/>
             <w:vAlign w:val="center"/>
             <w:tcMar>
               <w:top w:w="80" w:type="dxa"/>
@@ -18499,7 +18785,7 @@
         </w:tc>
         <w:tc>
           <w:tcPr>
-            <w:tcW w:type="dxa" w:w="2841"/>
+            <w:tcW w:type="dxa" w:w="2876"/>
             <w:vAlign w:val="center"/>
             <w:tcMar>
               <w:top w:w="80" w:type="dxa"/>
@@ -18532,7 +18818,7 @@
         </w:tc>
         <w:tc>
           <w:tcPr>
-            <w:tcW w:type="dxa" w:w="2335"/>
+            <w:tcW w:type="dxa" w:w="2323"/>
             <w:vAlign w:val="center"/>
             <w:tcMar>
               <w:top w:w="80" w:type="dxa"/>
@@ -18568,7 +18854,7 @@
         <w:trPr/>
         <w:tc>
           <w:tcPr>
-            <w:tcW w:type="dxa" w:w="1653"/>
+            <w:tcW w:type="dxa" w:w="1644"/>
             <w:vAlign w:val="center"/>
             <w:tcMar>
               <w:top w:w="80" w:type="dxa"/>
@@ -18601,7 +18887,7 @@
         </w:tc>
         <w:tc>
           <w:tcPr>
-            <w:tcW w:type="dxa" w:w="2531"/>
+            <w:tcW w:type="dxa" w:w="2517"/>
             <w:vAlign w:val="center"/>
             <w:tcMar>
               <w:top w:w="80" w:type="dxa"/>
@@ -18634,7 +18920,7 @@
         </w:tc>
         <w:tc>
           <w:tcPr>
-            <w:tcW w:type="dxa" w:w="2841"/>
+            <w:tcW w:type="dxa" w:w="2876"/>
             <w:vAlign w:val="center"/>
             <w:tcMar>
               <w:top w:w="80" w:type="dxa"/>
@@ -18667,7 +18953,7 @@
         </w:tc>
         <w:tc>
           <w:tcPr>
-            <w:tcW w:type="dxa" w:w="2335"/>
+            <w:tcW w:type="dxa" w:w="2323"/>
             <w:vAlign w:val="center"/>
             <w:tcMar>
               <w:top w:w="80" w:type="dxa"/>
@@ -23467,7 +23753,7 @@
         <w:pageBreakBefore w:val="0"/>
       </w:pPr>
       <w:r>
-        <w:t>3.9.5. Luồng checkout và webhook thanh toán</w:t>
+        <w:t>3.9.5. Luồng quên mật khẩu và đặt lại mật khẩu</w:t>
       </w:r>
     </w:p>
     <w:p>
@@ -23481,7 +23767,7 @@
           <w:color w:val="202124"/>
           <w:sz w:val="22"/>
         </w:rPr>
-        <w:t>Khi sinh viên checkout khóa học:</w:t>
+        <w:t>Khi người dùng quên mật khẩu:</w:t>
       </w:r>
     </w:p>
     <w:p>
@@ -23504,7 +23790,7 @@
           <w:color w:val="202124"/>
           <w:sz w:val="22"/>
         </w:rPr>
-        <w:t xml:space="preserve">Backend tạo </w:t>
+        <w:t xml:space="preserve">Người dùng gửi email tới </w:t>
       </w:r>
       <w:r>
         <w:rPr>
@@ -23512,15 +23798,107 @@
           <w:color w:val="163B64"/>
           <w:sz w:val="19"/>
         </w:rPr>
-        <w:t>enrollment</w:t>
-      </w:r>
-      <w:r>
-        <w:rPr>
-          <w:rFonts w:ascii="Calibri" w:hAnsi="Calibri" w:eastAsia="Calibri"/>
-          <w:color w:val="202124"/>
-          <w:sz w:val="22"/>
-        </w:rPr>
-        <w:t xml:space="preserve"> ở trạng thái </w:t>
+        <w:t>POST /api/auth/forgot-password</w:t>
+      </w:r>
+      <w:r>
+        <w:rPr>
+          <w:rFonts w:ascii="Calibri" w:hAnsi="Calibri" w:eastAsia="Calibri"/>
+          <w:color w:val="202124"/>
+          <w:sz w:val="22"/>
+        </w:rPr>
+        <w:t>.</w:t>
+      </w:r>
+    </w:p>
+    <w:p>
+      <w:pPr>
+        <w:spacing w:before="0" w:after="80" w:line="290" w:lineRule="auto"/>
+        <w:ind w:left="540" w:hanging="279"/>
+        <w:jc w:val="left"/>
+      </w:pPr>
+      <w:r>
+        <w:rPr>
+          <w:rFonts w:ascii="Calibri" w:hAnsi="Calibri" w:eastAsia="Calibri"/>
+          <w:color w:val="202124"/>
+          <w:sz w:val="22"/>
+        </w:rPr>
+        <w:t xml:space="preserve">2. </w:t>
+      </w:r>
+      <w:r>
+        <w:rPr>
+          <w:rFonts w:ascii="Calibri" w:hAnsi="Calibri" w:eastAsia="Calibri"/>
+          <w:color w:val="202124"/>
+          <w:sz w:val="22"/>
+        </w:rPr>
+        <w:t>Backend áp dụng rate limit cho endpoint này để tránh spam.</w:t>
+      </w:r>
+    </w:p>
+    <w:p>
+      <w:pPr>
+        <w:spacing w:before="0" w:after="80" w:line="290" w:lineRule="auto"/>
+        <w:ind w:left="540" w:hanging="279"/>
+        <w:jc w:val="left"/>
+      </w:pPr>
+      <w:r>
+        <w:rPr>
+          <w:rFonts w:ascii="Calibri" w:hAnsi="Calibri" w:eastAsia="Calibri"/>
+          <w:color w:val="202124"/>
+          <w:sz w:val="22"/>
+        </w:rPr>
+        <w:t xml:space="preserve">3. </w:t>
+      </w:r>
+      <w:r>
+        <w:rPr>
+          <w:rFonts w:ascii="Calibri" w:hAnsi="Calibri" w:eastAsia="Calibri"/>
+          <w:color w:val="202124"/>
+          <w:sz w:val="22"/>
+        </w:rPr>
+        <w:t>Hệ thống tìm tài khoản theo email.</w:t>
+      </w:r>
+    </w:p>
+    <w:p>
+      <w:pPr>
+        <w:spacing w:before="0" w:after="80" w:line="290" w:lineRule="auto"/>
+        <w:ind w:left="540" w:hanging="279"/>
+        <w:jc w:val="left"/>
+      </w:pPr>
+      <w:r>
+        <w:rPr>
+          <w:rFonts w:ascii="Calibri" w:hAnsi="Calibri" w:eastAsia="Calibri"/>
+          <w:color w:val="202124"/>
+          <w:sz w:val="22"/>
+        </w:rPr>
+        <w:t xml:space="preserve">4. </w:t>
+      </w:r>
+      <w:r>
+        <w:rPr>
+          <w:rFonts w:ascii="Calibri" w:hAnsi="Calibri" w:eastAsia="Calibri"/>
+          <w:color w:val="202124"/>
+          <w:sz w:val="22"/>
+        </w:rPr>
+        <w:t>Nếu tài khoản tồn tại, backend sinh một reset token ngẫu nhiên.</w:t>
+      </w:r>
+    </w:p>
+    <w:p>
+      <w:pPr>
+        <w:spacing w:before="0" w:after="80" w:line="290" w:lineRule="auto"/>
+        <w:ind w:left="540" w:hanging="279"/>
+        <w:jc w:val="left"/>
+      </w:pPr>
+      <w:r>
+        <w:rPr>
+          <w:rFonts w:ascii="Calibri" w:hAnsi="Calibri" w:eastAsia="Calibri"/>
+          <w:color w:val="202124"/>
+          <w:sz w:val="22"/>
+        </w:rPr>
+        <w:t xml:space="preserve">5. </w:t>
+      </w:r>
+      <w:r>
+        <w:rPr>
+          <w:rFonts w:ascii="Calibri" w:hAnsi="Calibri" w:eastAsia="Calibri"/>
+          <w:color w:val="202124"/>
+          <w:sz w:val="22"/>
+        </w:rPr>
+        <w:t xml:space="preserve">Reset token được băm </w:t>
       </w:r>
       <w:r>
         <w:rPr>
@@ -23528,38 +23906,15 @@
           <w:color w:val="163B64"/>
           <w:sz w:val="19"/>
         </w:rPr>
-        <w:t>PENDING</w:t>
-      </w:r>
-      <w:r>
-        <w:rPr>
-          <w:rFonts w:ascii="Calibri" w:hAnsi="Calibri" w:eastAsia="Calibri"/>
-          <w:color w:val="202124"/>
-          <w:sz w:val="22"/>
-        </w:rPr>
-        <w:t>.</w:t>
-      </w:r>
-    </w:p>
-    <w:p>
-      <w:pPr>
-        <w:spacing w:before="0" w:after="80" w:line="290" w:lineRule="auto"/>
-        <w:ind w:left="540" w:hanging="279"/>
-        <w:jc w:val="left"/>
-      </w:pPr>
-      <w:r>
-        <w:rPr>
-          <w:rFonts w:ascii="Calibri" w:hAnsi="Calibri" w:eastAsia="Calibri"/>
-          <w:color w:val="202124"/>
-          <w:sz w:val="22"/>
-        </w:rPr>
-        <w:t xml:space="preserve">2. </w:t>
-      </w:r>
-      <w:r>
-        <w:rPr>
-          <w:rFonts w:ascii="Calibri" w:hAnsi="Calibri" w:eastAsia="Calibri"/>
-          <w:color w:val="202124"/>
-          <w:sz w:val="22"/>
-        </w:rPr>
-        <w:t xml:space="preserve">Sinh </w:t>
+        <w:t>SHA-256</w:t>
+      </w:r>
+      <w:r>
+        <w:rPr>
+          <w:rFonts w:ascii="Calibri" w:hAnsi="Calibri" w:eastAsia="Calibri"/>
+          <w:color w:val="202124"/>
+          <w:sz w:val="22"/>
+        </w:rPr>
+        <w:t xml:space="preserve"> trước khi lưu vào bảng </w:t>
       </w:r>
       <w:r>
         <w:rPr>
@@ -23567,7 +23922,7 @@
           <w:color w:val="163B64"/>
           <w:sz w:val="19"/>
         </w:rPr>
-        <w:t>paymentReference</w:t>
+        <w:t>password_reset_tokens</w:t>
       </w:r>
       <w:r>
         <w:rPr>
@@ -23590,15 +23945,15 @@
           <w:color w:val="202124"/>
           <w:sz w:val="22"/>
         </w:rPr>
-        <w:t xml:space="preserve">3. </w:t>
-      </w:r>
-      <w:r>
-        <w:rPr>
-          <w:rFonts w:ascii="Calibri" w:hAnsi="Calibri" w:eastAsia="Calibri"/>
-          <w:color w:val="202124"/>
-          <w:sz w:val="22"/>
-        </w:rPr>
-        <w:t xml:space="preserve">Mã hóa </w:t>
+        <w:t xml:space="preserve">6. </w:t>
+      </w:r>
+      <w:r>
+        <w:rPr>
+          <w:rFonts w:ascii="Calibri" w:hAnsi="Calibri" w:eastAsia="Calibri"/>
+          <w:color w:val="202124"/>
+          <w:sz w:val="22"/>
+        </w:rPr>
+        <w:t xml:space="preserve">Ở chế độ demo local, hệ thống trả thêm </w:t>
       </w:r>
       <w:r>
         <w:rPr>
@@ -23606,15 +23961,15 @@
           <w:color w:val="163B64"/>
           <w:sz w:val="19"/>
         </w:rPr>
-        <w:t>paymentReference</w:t>
-      </w:r>
-      <w:r>
-        <w:rPr>
-          <w:rFonts w:ascii="Calibri" w:hAnsi="Calibri" w:eastAsia="Calibri"/>
-          <w:color w:val="202124"/>
-          <w:sz w:val="22"/>
-        </w:rPr>
-        <w:t xml:space="preserve"> bằng AES-GCM trước khi lưu.</w:t>
+        <w:t>demoResetToken</w:t>
+      </w:r>
+      <w:r>
+        <w:rPr>
+          <w:rFonts w:ascii="Calibri" w:hAnsi="Calibri" w:eastAsia="Calibri"/>
+          <w:color w:val="202124"/>
+          <w:sz w:val="22"/>
+        </w:rPr>
+        <w:t xml:space="preserve"> để thuận tiện kiểm thử; ở môi trường production, token này cần được gửi qua email thay vì trả thẳng ra API.</w:t>
       </w:r>
     </w:p>
     <w:p>
@@ -23629,52 +23984,15 @@
           <w:color w:val="202124"/>
           <w:sz w:val="22"/>
         </w:rPr>
-        <w:t xml:space="preserve">4. </w:t>
-      </w:r>
-      <w:r>
-        <w:rPr>
-          <w:rFonts w:ascii="Calibri" w:hAnsi="Calibri" w:eastAsia="Calibri"/>
-          <w:color w:val="202124"/>
-          <w:sz w:val="22"/>
-        </w:rPr>
-        <w:t>Trả thông tin cần thiết để mô phỏng webhook.</w:t>
-      </w:r>
-    </w:p>
-    <w:p>
-      <w:pPr>
-        <w:spacing w:before="0" w:after="160" w:line="320" w:lineRule="auto"/>
-        <w:jc w:val="left"/>
-      </w:pPr>
-      <w:r>
-        <w:rPr>
-          <w:rFonts w:ascii="Calibri" w:hAnsi="Calibri" w:eastAsia="Calibri"/>
-          <w:color w:val="202124"/>
-          <w:sz w:val="22"/>
-        </w:rPr>
-        <w:t>Khi webhook thanh toán đến:</w:t>
-      </w:r>
-    </w:p>
-    <w:p>
-      <w:pPr>
-        <w:spacing w:before="0" w:after="80" w:line="290" w:lineRule="auto"/>
-        <w:ind w:left="540" w:hanging="279"/>
-        <w:jc w:val="left"/>
-      </w:pPr>
-      <w:r>
-        <w:rPr>
-          <w:rFonts w:ascii="Calibri" w:hAnsi="Calibri" w:eastAsia="Calibri"/>
-          <w:color w:val="202124"/>
-          <w:sz w:val="22"/>
-        </w:rPr>
-        <w:t xml:space="preserve">1. </w:t>
-      </w:r>
-      <w:r>
-        <w:rPr>
-          <w:rFonts w:ascii="Calibri" w:hAnsi="Calibri" w:eastAsia="Calibri"/>
-          <w:color w:val="202124"/>
-          <w:sz w:val="22"/>
-        </w:rPr>
-        <w:t xml:space="preserve">Kiểm tra đủ các header </w:t>
+        <w:t xml:space="preserve">7. </w:t>
+      </w:r>
+      <w:r>
+        <w:rPr>
+          <w:rFonts w:ascii="Calibri" w:hAnsi="Calibri" w:eastAsia="Calibri"/>
+          <w:color w:val="202124"/>
+          <w:sz w:val="22"/>
+        </w:rPr>
+        <w:t xml:space="preserve">Audit log ghi sự kiện </w:t>
       </w:r>
       <w:r>
         <w:rPr>
@@ -23682,15 +24000,52 @@
           <w:color w:val="163B64"/>
           <w:sz w:val="19"/>
         </w:rPr>
-        <w:t>X-Signature</w:t>
-      </w:r>
-      <w:r>
-        <w:rPr>
-          <w:rFonts w:ascii="Calibri" w:hAnsi="Calibri" w:eastAsia="Calibri"/>
-          <w:color w:val="202124"/>
-          <w:sz w:val="22"/>
-        </w:rPr>
-        <w:t xml:space="preserve">, </w:t>
+        <w:t>PASSWORD_RESET_REQUESTED</w:t>
+      </w:r>
+      <w:r>
+        <w:rPr>
+          <w:rFonts w:ascii="Calibri" w:hAnsi="Calibri" w:eastAsia="Calibri"/>
+          <w:color w:val="202124"/>
+          <w:sz w:val="22"/>
+        </w:rPr>
+        <w:t>.</w:t>
+      </w:r>
+    </w:p>
+    <w:p>
+      <w:pPr>
+        <w:spacing w:before="0" w:after="160" w:line="320" w:lineRule="auto"/>
+        <w:jc w:val="left"/>
+      </w:pPr>
+      <w:r>
+        <w:rPr>
+          <w:rFonts w:ascii="Calibri" w:hAnsi="Calibri" w:eastAsia="Calibri"/>
+          <w:color w:val="202124"/>
+          <w:sz w:val="22"/>
+        </w:rPr>
+        <w:t>Khi người dùng đặt lại mật khẩu:</w:t>
+      </w:r>
+    </w:p>
+    <w:p>
+      <w:pPr>
+        <w:spacing w:before="0" w:after="80" w:line="290" w:lineRule="auto"/>
+        <w:ind w:left="540" w:hanging="279"/>
+        <w:jc w:val="left"/>
+      </w:pPr>
+      <w:r>
+        <w:rPr>
+          <w:rFonts w:ascii="Calibri" w:hAnsi="Calibri" w:eastAsia="Calibri"/>
+          <w:color w:val="202124"/>
+          <w:sz w:val="22"/>
+        </w:rPr>
+        <w:t xml:space="preserve">1. </w:t>
+      </w:r>
+      <w:r>
+        <w:rPr>
+          <w:rFonts w:ascii="Calibri" w:hAnsi="Calibri" w:eastAsia="Calibri"/>
+          <w:color w:val="202124"/>
+          <w:sz w:val="22"/>
+        </w:rPr>
+        <w:t xml:space="preserve">Frontend gửi </w:t>
       </w:r>
       <w:r>
         <w:rPr>
@@ -23698,15 +24053,15 @@
           <w:color w:val="163B64"/>
           <w:sz w:val="19"/>
         </w:rPr>
-        <w:t>X-Timestamp</w:t>
-      </w:r>
-      <w:r>
-        <w:rPr>
-          <w:rFonts w:ascii="Calibri" w:hAnsi="Calibri" w:eastAsia="Calibri"/>
-          <w:color w:val="202124"/>
-          <w:sz w:val="22"/>
-        </w:rPr>
-        <w:t xml:space="preserve">, </w:t>
+        <w:t>token</w:t>
+      </w:r>
+      <w:r>
+        <w:rPr>
+          <w:rFonts w:ascii="Calibri" w:hAnsi="Calibri" w:eastAsia="Calibri"/>
+          <w:color w:val="202124"/>
+          <w:sz w:val="22"/>
+        </w:rPr>
+        <w:t xml:space="preserve"> và </w:t>
       </w:r>
       <w:r>
         <w:rPr>
@@ -23714,61 +24069,15 @@
           <w:color w:val="163B64"/>
           <w:sz w:val="19"/>
         </w:rPr>
-        <w:t>X-Event-Id</w:t>
-      </w:r>
-      <w:r>
-        <w:rPr>
-          <w:rFonts w:ascii="Calibri" w:hAnsi="Calibri" w:eastAsia="Calibri"/>
-          <w:color w:val="202124"/>
-          <w:sz w:val="22"/>
-        </w:rPr>
-        <w:t>.</w:t>
-      </w:r>
-    </w:p>
-    <w:p>
-      <w:pPr>
-        <w:spacing w:before="0" w:after="80" w:line="290" w:lineRule="auto"/>
-        <w:ind w:left="540" w:hanging="279"/>
-        <w:jc w:val="left"/>
-      </w:pPr>
-      <w:r>
-        <w:rPr>
-          <w:rFonts w:ascii="Calibri" w:hAnsi="Calibri" w:eastAsia="Calibri"/>
-          <w:color w:val="202124"/>
-          <w:sz w:val="22"/>
-        </w:rPr>
-        <w:t xml:space="preserve">2. </w:t>
-      </w:r>
-      <w:r>
-        <w:rPr>
-          <w:rFonts w:ascii="Calibri" w:hAnsi="Calibri" w:eastAsia="Calibri"/>
-          <w:color w:val="202124"/>
-          <w:sz w:val="22"/>
-        </w:rPr>
-        <w:t>Kiểm tra timestamp không quá cũ hoặc quá xa tương lai.</w:t>
-      </w:r>
-    </w:p>
-    <w:p>
-      <w:pPr>
-        <w:spacing w:before="0" w:after="80" w:line="290" w:lineRule="auto"/>
-        <w:ind w:left="540" w:hanging="279"/>
-        <w:jc w:val="left"/>
-      </w:pPr>
-      <w:r>
-        <w:rPr>
-          <w:rFonts w:ascii="Calibri" w:hAnsi="Calibri" w:eastAsia="Calibri"/>
-          <w:color w:val="202124"/>
-          <w:sz w:val="22"/>
-        </w:rPr>
-        <w:t xml:space="preserve">3. </w:t>
-      </w:r>
-      <w:r>
-        <w:rPr>
-          <w:rFonts w:ascii="Calibri" w:hAnsi="Calibri" w:eastAsia="Calibri"/>
-          <w:color w:val="202124"/>
-          <w:sz w:val="22"/>
-        </w:rPr>
-        <w:t xml:space="preserve">Kiểm tra </w:t>
+        <w:t>newPassword</w:t>
+      </w:r>
+      <w:r>
+        <w:rPr>
+          <w:rFonts w:ascii="Calibri" w:hAnsi="Calibri" w:eastAsia="Calibri"/>
+          <w:color w:val="202124"/>
+          <w:sz w:val="22"/>
+        </w:rPr>
+        <w:t xml:space="preserve"> tới </w:t>
       </w:r>
       <w:r>
         <w:rPr>
@@ -23776,15 +24085,15 @@
           <w:color w:val="163B64"/>
           <w:sz w:val="19"/>
         </w:rPr>
-        <w:t>eventId</w:t>
-      </w:r>
-      <w:r>
-        <w:rPr>
-          <w:rFonts w:ascii="Calibri" w:hAnsi="Calibri" w:eastAsia="Calibri"/>
-          <w:color w:val="202124"/>
-          <w:sz w:val="22"/>
-        </w:rPr>
-        <w:t xml:space="preserve"> chưa từng xuất hiện.</w:t>
+        <w:t>POST /api/auth/reset-password</w:t>
+      </w:r>
+      <w:r>
+        <w:rPr>
+          <w:rFonts w:ascii="Calibri" w:hAnsi="Calibri" w:eastAsia="Calibri"/>
+          <w:color w:val="202124"/>
+          <w:sz w:val="22"/>
+        </w:rPr>
+        <w:t>.</w:t>
       </w:r>
     </w:p>
     <w:p>
@@ -23799,15 +24108,15 @@
           <w:color w:val="202124"/>
           <w:sz w:val="22"/>
         </w:rPr>
-        <w:t xml:space="preserve">4. </w:t>
-      </w:r>
-      <w:r>
-        <w:rPr>
-          <w:rFonts w:ascii="Calibri" w:hAnsi="Calibri" w:eastAsia="Calibri"/>
-          <w:color w:val="202124"/>
-          <w:sz w:val="22"/>
-        </w:rPr>
-        <w:t xml:space="preserve">Tính lại HMAC-SHA256 từ </w:t>
+        <w:t xml:space="preserve">2. </w:t>
+      </w:r>
+      <w:r>
+        <w:rPr>
+          <w:rFonts w:ascii="Calibri" w:hAnsi="Calibri" w:eastAsia="Calibri"/>
+          <w:color w:val="202124"/>
+          <w:sz w:val="22"/>
+        </w:rPr>
+        <w:t xml:space="preserve">Backend băm lại token nhận được và tìm trong bảng </w:t>
       </w:r>
       <w:r>
         <w:rPr>
@@ -23815,7 +24124,7 @@
           <w:color w:val="163B64"/>
           <w:sz w:val="19"/>
         </w:rPr>
-        <w:t>eventId.timestamp.rawBody</w:t>
+        <w:t>password_reset_tokens</w:t>
       </w:r>
       <w:r>
         <w:rPr>
@@ -23838,15 +24147,15 @@
           <w:color w:val="202124"/>
           <w:sz w:val="22"/>
         </w:rPr>
-        <w:t xml:space="preserve">5. </w:t>
-      </w:r>
-      <w:r>
-        <w:rPr>
-          <w:rFonts w:ascii="Calibri" w:hAnsi="Calibri" w:eastAsia="Calibri"/>
-          <w:color w:val="202124"/>
-          <w:sz w:val="22"/>
-        </w:rPr>
-        <w:t>So sánh chữ ký nhận được với chữ ký kỳ vọng.</w:t>
+        <w:t xml:space="preserve">3. </w:t>
+      </w:r>
+      <w:r>
+        <w:rPr>
+          <w:rFonts w:ascii="Calibri" w:hAnsi="Calibri" w:eastAsia="Calibri"/>
+          <w:color w:val="202124"/>
+          <w:sz w:val="22"/>
+        </w:rPr>
+        <w:t>Hệ thống kiểm tra token còn hạn, chưa bị dùng và chưa bị thu hồi.</w:t>
       </w:r>
     </w:p>
     <w:p>
@@ -23861,61 +24170,15 @@
           <w:color w:val="202124"/>
           <w:sz w:val="22"/>
         </w:rPr>
-        <w:t xml:space="preserve">6. </w:t>
-      </w:r>
-      <w:r>
-        <w:rPr>
-          <w:rFonts w:ascii="Calibri" w:hAnsi="Calibri" w:eastAsia="Calibri"/>
-          <w:color w:val="202124"/>
-          <w:sz w:val="22"/>
-        </w:rPr>
-        <w:t>Kiểm tra nội dung body hợp lệ.</w:t>
-      </w:r>
-    </w:p>
-    <w:p>
-      <w:pPr>
-        <w:spacing w:before="0" w:after="80" w:line="290" w:lineRule="auto"/>
-        <w:ind w:left="540" w:hanging="279"/>
-        <w:jc w:val="left"/>
-      </w:pPr>
-      <w:r>
-        <w:rPr>
-          <w:rFonts w:ascii="Calibri" w:hAnsi="Calibri" w:eastAsia="Calibri"/>
-          <w:color w:val="202124"/>
-          <w:sz w:val="22"/>
-        </w:rPr>
-        <w:t xml:space="preserve">7. </w:t>
-      </w:r>
-      <w:r>
-        <w:rPr>
-          <w:rFonts w:ascii="Calibri" w:hAnsi="Calibri" w:eastAsia="Calibri"/>
-          <w:color w:val="202124"/>
-          <w:sz w:val="22"/>
-        </w:rPr>
-        <w:t>Kiểm tra số tiền khớp giá khóa học.</w:t>
-      </w:r>
-    </w:p>
-    <w:p>
-      <w:pPr>
-        <w:spacing w:before="0" w:after="80" w:line="290" w:lineRule="auto"/>
-        <w:ind w:left="540" w:hanging="279"/>
-        <w:jc w:val="left"/>
-      </w:pPr>
-      <w:r>
-        <w:rPr>
-          <w:rFonts w:ascii="Calibri" w:hAnsi="Calibri" w:eastAsia="Calibri"/>
-          <w:color w:val="202124"/>
-          <w:sz w:val="22"/>
-        </w:rPr>
-        <w:t xml:space="preserve">8. </w:t>
-      </w:r>
-      <w:r>
-        <w:rPr>
-          <w:rFonts w:ascii="Calibri" w:hAnsi="Calibri" w:eastAsia="Calibri"/>
-          <w:color w:val="202124"/>
-          <w:sz w:val="22"/>
-        </w:rPr>
-        <w:t xml:space="preserve">Chuyển enrollment sang </w:t>
+        <w:t xml:space="preserve">4. </w:t>
+      </w:r>
+      <w:r>
+        <w:rPr>
+          <w:rFonts w:ascii="Calibri" w:hAnsi="Calibri" w:eastAsia="Calibri"/>
+          <w:color w:val="202124"/>
+          <w:sz w:val="22"/>
+        </w:rPr>
+        <w:t xml:space="preserve">Mật khẩu mới được băm bằng </w:t>
       </w:r>
       <w:r>
         <w:rPr>
@@ -23923,7 +24186,7 @@
           <w:color w:val="163B64"/>
           <w:sz w:val="19"/>
         </w:rPr>
-        <w:t>ACTIVE</w:t>
+        <w:t>BCryptPasswordEncoder</w:t>
       </w:r>
       <w:r>
         <w:rPr>
@@ -23946,15 +24209,15 @@
           <w:color w:val="202124"/>
           <w:sz w:val="22"/>
         </w:rPr>
-        <w:t xml:space="preserve">9. </w:t>
-      </w:r>
-      <w:r>
-        <w:rPr>
-          <w:rFonts w:ascii="Calibri" w:hAnsi="Calibri" w:eastAsia="Calibri"/>
-          <w:color w:val="202124"/>
-          <w:sz w:val="22"/>
-        </w:rPr>
-        <w:t>Phát hành certificate.</w:t>
+        <w:t xml:space="preserve">5. </w:t>
+      </w:r>
+      <w:r>
+        <w:rPr>
+          <w:rFonts w:ascii="Calibri" w:hAnsi="Calibri" w:eastAsia="Calibri"/>
+          <w:color w:val="202124"/>
+          <w:sz w:val="22"/>
+        </w:rPr>
+        <w:t>Các refresh token đang còn hiệu lực của tài khoản đó bị revoke để tránh tiếp tục sử dụng phiên cũ.</w:t>
       </w:r>
     </w:p>
     <w:p>
@@ -23969,15 +24232,38 @@
           <w:color w:val="202124"/>
           <w:sz w:val="22"/>
         </w:rPr>
-        <w:t xml:space="preserve">10. </w:t>
-      </w:r>
-      <w:r>
-        <w:rPr>
-          <w:rFonts w:ascii="Calibri" w:hAnsi="Calibri" w:eastAsia="Calibri"/>
-          <w:color w:val="202124"/>
-          <w:sz w:val="22"/>
-        </w:rPr>
-        <w:t xml:space="preserve">Lưu sự kiện vào </w:t>
+        <w:t xml:space="preserve">6. </w:t>
+      </w:r>
+      <w:r>
+        <w:rPr>
+          <w:rFonts w:ascii="Calibri" w:hAnsi="Calibri" w:eastAsia="Calibri"/>
+          <w:color w:val="202124"/>
+          <w:sz w:val="22"/>
+        </w:rPr>
+        <w:t>Reset token được đánh dấu đã dùng.</w:t>
+      </w:r>
+    </w:p>
+    <w:p>
+      <w:pPr>
+        <w:spacing w:before="0" w:after="80" w:line="290" w:lineRule="auto"/>
+        <w:ind w:left="540" w:hanging="279"/>
+        <w:jc w:val="left"/>
+      </w:pPr>
+      <w:r>
+        <w:rPr>
+          <w:rFonts w:ascii="Calibri" w:hAnsi="Calibri" w:eastAsia="Calibri"/>
+          <w:color w:val="202124"/>
+          <w:sz w:val="22"/>
+        </w:rPr>
+        <w:t xml:space="preserve">7. </w:t>
+      </w:r>
+      <w:r>
+        <w:rPr>
+          <w:rFonts w:ascii="Calibri" w:hAnsi="Calibri" w:eastAsia="Calibri"/>
+          <w:color w:val="202124"/>
+          <w:sz w:val="22"/>
+        </w:rPr>
+        <w:t xml:space="preserve">Audit log ghi </w:t>
       </w:r>
       <w:r>
         <w:rPr>
@@ -23985,38 +24271,15 @@
           <w:color w:val="163B64"/>
           <w:sz w:val="19"/>
         </w:rPr>
-        <w:t>webhook_events</w:t>
-      </w:r>
-      <w:r>
-        <w:rPr>
-          <w:rFonts w:ascii="Calibri" w:hAnsi="Calibri" w:eastAsia="Calibri"/>
-          <w:color w:val="202124"/>
-          <w:sz w:val="22"/>
-        </w:rPr>
-        <w:t>.</w:t>
-      </w:r>
-    </w:p>
-    <w:p>
-      <w:pPr>
-        <w:spacing w:before="0" w:after="80" w:line="290" w:lineRule="auto"/>
-        <w:ind w:left="540" w:hanging="279"/>
-        <w:jc w:val="left"/>
-      </w:pPr>
-      <w:r>
-        <w:rPr>
-          <w:rFonts w:ascii="Calibri" w:hAnsi="Calibri" w:eastAsia="Calibri"/>
-          <w:color w:val="202124"/>
-          <w:sz w:val="22"/>
-        </w:rPr>
-        <w:t xml:space="preserve">11. </w:t>
-      </w:r>
-      <w:r>
-        <w:rPr>
-          <w:rFonts w:ascii="Calibri" w:hAnsi="Calibri" w:eastAsia="Calibri"/>
-          <w:color w:val="202124"/>
-          <w:sz w:val="22"/>
-        </w:rPr>
-        <w:t xml:space="preserve">Ghi </w:t>
+        <w:t>PASSWORD_RESET_CONFIRMED</w:t>
+      </w:r>
+      <w:r>
+        <w:rPr>
+          <w:rFonts w:ascii="Calibri" w:hAnsi="Calibri" w:eastAsia="Calibri"/>
+          <w:color w:val="202124"/>
+          <w:sz w:val="22"/>
+        </w:rPr>
+        <w:t xml:space="preserve">; nếu token sai hoặc hết hạn thì ghi </w:t>
       </w:r>
       <w:r>
         <w:rPr>
@@ -24024,15 +24287,15 @@
           <w:color w:val="163B64"/>
           <w:sz w:val="19"/>
         </w:rPr>
-        <w:t>WEBHOOK_ACCEPTED</w:t>
-      </w:r>
-      <w:r>
-        <w:rPr>
-          <w:rFonts w:ascii="Calibri" w:hAnsi="Calibri" w:eastAsia="Calibri"/>
-          <w:color w:val="202124"/>
-          <w:sz w:val="22"/>
-        </w:rPr>
-        <w:t xml:space="preserve"> vào audit log.</w:t>
+        <w:t>PASSWORD_RESET_FAILED</w:t>
+      </w:r>
+      <w:r>
+        <w:rPr>
+          <w:rFonts w:ascii="Calibri" w:hAnsi="Calibri" w:eastAsia="Calibri"/>
+          <w:color w:val="202124"/>
+          <w:sz w:val="22"/>
+        </w:rPr>
+        <w:t>.</w:t>
       </w:r>
     </w:p>
     <w:p>
@@ -24046,7 +24309,54 @@
           <w:color w:val="202124"/>
           <w:sz w:val="22"/>
         </w:rPr>
-        <w:t xml:space="preserve">Nếu một trong các bước trên thất bại, request bị từ chối và ghi </w:t>
+        <w:t>Luồng này giúp hoàn thiện vòng đời quản lý tài khoản và cũng là một phần dễ kiểm thử trong đồ án vì kết hợp cả token ngẫu nhiên, hashing, revoke token và audit log.</w:t>
+      </w:r>
+    </w:p>
+    <w:p>
+      <w:pPr>
+        <w:pStyle w:val="Heading3"/>
+        <w:keepNext/>
+        <w:pageBreakBefore w:val="0"/>
+      </w:pPr>
+      <w:r>
+        <w:t>3.9.6. Luồng checkout và webhook thanh toán</w:t>
+      </w:r>
+    </w:p>
+    <w:p>
+      <w:pPr>
+        <w:spacing w:before="0" w:after="160" w:line="320" w:lineRule="auto"/>
+        <w:jc w:val="left"/>
+      </w:pPr>
+      <w:r>
+        <w:rPr>
+          <w:rFonts w:ascii="Calibri" w:hAnsi="Calibri" w:eastAsia="Calibri"/>
+          <w:color w:val="202124"/>
+          <w:sz w:val="22"/>
+        </w:rPr>
+        <w:t>Khi sinh viên checkout khóa học:</w:t>
+      </w:r>
+    </w:p>
+    <w:p>
+      <w:pPr>
+        <w:spacing w:before="0" w:after="80" w:line="290" w:lineRule="auto"/>
+        <w:ind w:left="540" w:hanging="279"/>
+        <w:jc w:val="left"/>
+      </w:pPr>
+      <w:r>
+        <w:rPr>
+          <w:rFonts w:ascii="Calibri" w:hAnsi="Calibri" w:eastAsia="Calibri"/>
+          <w:color w:val="202124"/>
+          <w:sz w:val="22"/>
+        </w:rPr>
+        <w:t xml:space="preserve">1. </w:t>
+      </w:r>
+      <w:r>
+        <w:rPr>
+          <w:rFonts w:ascii="Calibri" w:hAnsi="Calibri" w:eastAsia="Calibri"/>
+          <w:color w:val="202124"/>
+          <w:sz w:val="22"/>
+        </w:rPr>
+        <w:t xml:space="preserve">Backend tạo </w:t>
       </w:r>
       <w:r>
         <w:rPr>
@@ -24054,15 +24364,15 @@
           <w:color w:val="163B64"/>
           <w:sz w:val="19"/>
         </w:rPr>
-        <w:t>WEBHOOK_REJECTED</w:t>
-      </w:r>
-      <w:r>
-        <w:rPr>
-          <w:rFonts w:ascii="Calibri" w:hAnsi="Calibri" w:eastAsia="Calibri"/>
-          <w:color w:val="202124"/>
-          <w:sz w:val="22"/>
-        </w:rPr>
-        <w:t xml:space="preserve"> hoặc </w:t>
+        <w:t>enrollment</w:t>
+      </w:r>
+      <w:r>
+        <w:rPr>
+          <w:rFonts w:ascii="Calibri" w:hAnsi="Calibri" w:eastAsia="Calibri"/>
+          <w:color w:val="202124"/>
+          <w:sz w:val="22"/>
+        </w:rPr>
+        <w:t xml:space="preserve"> ở trạng thái </w:t>
       </w:r>
       <w:r>
         <w:rPr>
@@ -24070,6 +24380,548 @@
           <w:color w:val="163B64"/>
           <w:sz w:val="19"/>
         </w:rPr>
+        <w:t>PENDING</w:t>
+      </w:r>
+      <w:r>
+        <w:rPr>
+          <w:rFonts w:ascii="Calibri" w:hAnsi="Calibri" w:eastAsia="Calibri"/>
+          <w:color w:val="202124"/>
+          <w:sz w:val="22"/>
+        </w:rPr>
+        <w:t>.</w:t>
+      </w:r>
+    </w:p>
+    <w:p>
+      <w:pPr>
+        <w:spacing w:before="0" w:after="80" w:line="290" w:lineRule="auto"/>
+        <w:ind w:left="540" w:hanging="279"/>
+        <w:jc w:val="left"/>
+      </w:pPr>
+      <w:r>
+        <w:rPr>
+          <w:rFonts w:ascii="Calibri" w:hAnsi="Calibri" w:eastAsia="Calibri"/>
+          <w:color w:val="202124"/>
+          <w:sz w:val="22"/>
+        </w:rPr>
+        <w:t xml:space="preserve">2. </w:t>
+      </w:r>
+      <w:r>
+        <w:rPr>
+          <w:rFonts w:ascii="Calibri" w:hAnsi="Calibri" w:eastAsia="Calibri"/>
+          <w:color w:val="202124"/>
+          <w:sz w:val="22"/>
+        </w:rPr>
+        <w:t xml:space="preserve">Sinh </w:t>
+      </w:r>
+      <w:r>
+        <w:rPr>
+          <w:rFonts w:ascii="Consolas" w:hAnsi="Consolas" w:eastAsia="Consolas"/>
+          <w:color w:val="163B64"/>
+          <w:sz w:val="19"/>
+        </w:rPr>
+        <w:t>paymentReference</w:t>
+      </w:r>
+      <w:r>
+        <w:rPr>
+          <w:rFonts w:ascii="Calibri" w:hAnsi="Calibri" w:eastAsia="Calibri"/>
+          <w:color w:val="202124"/>
+          <w:sz w:val="22"/>
+        </w:rPr>
+        <w:t>.</w:t>
+      </w:r>
+    </w:p>
+    <w:p>
+      <w:pPr>
+        <w:spacing w:before="0" w:after="80" w:line="290" w:lineRule="auto"/>
+        <w:ind w:left="540" w:hanging="279"/>
+        <w:jc w:val="left"/>
+      </w:pPr>
+      <w:r>
+        <w:rPr>
+          <w:rFonts w:ascii="Calibri" w:hAnsi="Calibri" w:eastAsia="Calibri"/>
+          <w:color w:val="202124"/>
+          <w:sz w:val="22"/>
+        </w:rPr>
+        <w:t xml:space="preserve">3. </w:t>
+      </w:r>
+      <w:r>
+        <w:rPr>
+          <w:rFonts w:ascii="Calibri" w:hAnsi="Calibri" w:eastAsia="Calibri"/>
+          <w:color w:val="202124"/>
+          <w:sz w:val="22"/>
+        </w:rPr>
+        <w:t xml:space="preserve">Mã hóa </w:t>
+      </w:r>
+      <w:r>
+        <w:rPr>
+          <w:rFonts w:ascii="Consolas" w:hAnsi="Consolas" w:eastAsia="Consolas"/>
+          <w:color w:val="163B64"/>
+          <w:sz w:val="19"/>
+        </w:rPr>
+        <w:t>paymentReference</w:t>
+      </w:r>
+      <w:r>
+        <w:rPr>
+          <w:rFonts w:ascii="Calibri" w:hAnsi="Calibri" w:eastAsia="Calibri"/>
+          <w:color w:val="202124"/>
+          <w:sz w:val="22"/>
+        </w:rPr>
+        <w:t xml:space="preserve"> bằng AES-GCM trước khi lưu.</w:t>
+      </w:r>
+    </w:p>
+    <w:p>
+      <w:pPr>
+        <w:spacing w:before="0" w:after="80" w:line="290" w:lineRule="auto"/>
+        <w:ind w:left="540" w:hanging="279"/>
+        <w:jc w:val="left"/>
+      </w:pPr>
+      <w:r>
+        <w:rPr>
+          <w:rFonts w:ascii="Calibri" w:hAnsi="Calibri" w:eastAsia="Calibri"/>
+          <w:color w:val="202124"/>
+          <w:sz w:val="22"/>
+        </w:rPr>
+        <w:t xml:space="preserve">4. </w:t>
+      </w:r>
+      <w:r>
+        <w:rPr>
+          <w:rFonts w:ascii="Calibri" w:hAnsi="Calibri" w:eastAsia="Calibri"/>
+          <w:color w:val="202124"/>
+          <w:sz w:val="22"/>
+        </w:rPr>
+        <w:t>Trả thông tin cần thiết để mô phỏng webhook.</w:t>
+      </w:r>
+    </w:p>
+    <w:p>
+      <w:pPr>
+        <w:spacing w:before="0" w:after="160" w:line="320" w:lineRule="auto"/>
+        <w:jc w:val="left"/>
+      </w:pPr>
+      <w:r>
+        <w:rPr>
+          <w:rFonts w:ascii="Calibri" w:hAnsi="Calibri" w:eastAsia="Calibri"/>
+          <w:color w:val="202124"/>
+          <w:sz w:val="22"/>
+        </w:rPr>
+        <w:t>Khi webhook thanh toán đến:</w:t>
+      </w:r>
+    </w:p>
+    <w:p>
+      <w:pPr>
+        <w:spacing w:before="0" w:after="80" w:line="290" w:lineRule="auto"/>
+        <w:ind w:left="540" w:hanging="279"/>
+        <w:jc w:val="left"/>
+      </w:pPr>
+      <w:r>
+        <w:rPr>
+          <w:rFonts w:ascii="Calibri" w:hAnsi="Calibri" w:eastAsia="Calibri"/>
+          <w:color w:val="202124"/>
+          <w:sz w:val="22"/>
+        </w:rPr>
+        <w:t xml:space="preserve">1. </w:t>
+      </w:r>
+      <w:r>
+        <w:rPr>
+          <w:rFonts w:ascii="Calibri" w:hAnsi="Calibri" w:eastAsia="Calibri"/>
+          <w:color w:val="202124"/>
+          <w:sz w:val="22"/>
+        </w:rPr>
+        <w:t xml:space="preserve">Kiểm tra đủ các header </w:t>
+      </w:r>
+      <w:r>
+        <w:rPr>
+          <w:rFonts w:ascii="Consolas" w:hAnsi="Consolas" w:eastAsia="Consolas"/>
+          <w:color w:val="163B64"/>
+          <w:sz w:val="19"/>
+        </w:rPr>
+        <w:t>X-Signature</w:t>
+      </w:r>
+      <w:r>
+        <w:rPr>
+          <w:rFonts w:ascii="Calibri" w:hAnsi="Calibri" w:eastAsia="Calibri"/>
+          <w:color w:val="202124"/>
+          <w:sz w:val="22"/>
+        </w:rPr>
+        <w:t xml:space="preserve">, </w:t>
+      </w:r>
+      <w:r>
+        <w:rPr>
+          <w:rFonts w:ascii="Consolas" w:hAnsi="Consolas" w:eastAsia="Consolas"/>
+          <w:color w:val="163B64"/>
+          <w:sz w:val="19"/>
+        </w:rPr>
+        <w:t>X-Timestamp</w:t>
+      </w:r>
+      <w:r>
+        <w:rPr>
+          <w:rFonts w:ascii="Calibri" w:hAnsi="Calibri" w:eastAsia="Calibri"/>
+          <w:color w:val="202124"/>
+          <w:sz w:val="22"/>
+        </w:rPr>
+        <w:t xml:space="preserve">, </w:t>
+      </w:r>
+      <w:r>
+        <w:rPr>
+          <w:rFonts w:ascii="Consolas" w:hAnsi="Consolas" w:eastAsia="Consolas"/>
+          <w:color w:val="163B64"/>
+          <w:sz w:val="19"/>
+        </w:rPr>
+        <w:t>X-Event-Id</w:t>
+      </w:r>
+      <w:r>
+        <w:rPr>
+          <w:rFonts w:ascii="Calibri" w:hAnsi="Calibri" w:eastAsia="Calibri"/>
+          <w:color w:val="202124"/>
+          <w:sz w:val="22"/>
+        </w:rPr>
+        <w:t>.</w:t>
+      </w:r>
+    </w:p>
+    <w:p>
+      <w:pPr>
+        <w:spacing w:before="0" w:after="80" w:line="290" w:lineRule="auto"/>
+        <w:ind w:left="540" w:hanging="279"/>
+        <w:jc w:val="left"/>
+      </w:pPr>
+      <w:r>
+        <w:rPr>
+          <w:rFonts w:ascii="Calibri" w:hAnsi="Calibri" w:eastAsia="Calibri"/>
+          <w:color w:val="202124"/>
+          <w:sz w:val="22"/>
+        </w:rPr>
+        <w:t xml:space="preserve">2. </w:t>
+      </w:r>
+      <w:r>
+        <w:rPr>
+          <w:rFonts w:ascii="Calibri" w:hAnsi="Calibri" w:eastAsia="Calibri"/>
+          <w:color w:val="202124"/>
+          <w:sz w:val="22"/>
+        </w:rPr>
+        <w:t>Kiểm tra timestamp không quá cũ hoặc quá xa tương lai.</w:t>
+      </w:r>
+    </w:p>
+    <w:p>
+      <w:pPr>
+        <w:spacing w:before="0" w:after="80" w:line="290" w:lineRule="auto"/>
+        <w:ind w:left="540" w:hanging="279"/>
+        <w:jc w:val="left"/>
+      </w:pPr>
+      <w:r>
+        <w:rPr>
+          <w:rFonts w:ascii="Calibri" w:hAnsi="Calibri" w:eastAsia="Calibri"/>
+          <w:color w:val="202124"/>
+          <w:sz w:val="22"/>
+        </w:rPr>
+        <w:t xml:space="preserve">3. </w:t>
+      </w:r>
+      <w:r>
+        <w:rPr>
+          <w:rFonts w:ascii="Calibri" w:hAnsi="Calibri" w:eastAsia="Calibri"/>
+          <w:color w:val="202124"/>
+          <w:sz w:val="22"/>
+        </w:rPr>
+        <w:t xml:space="preserve">Kiểm tra </w:t>
+      </w:r>
+      <w:r>
+        <w:rPr>
+          <w:rFonts w:ascii="Consolas" w:hAnsi="Consolas" w:eastAsia="Consolas"/>
+          <w:color w:val="163B64"/>
+          <w:sz w:val="19"/>
+        </w:rPr>
+        <w:t>eventId</w:t>
+      </w:r>
+      <w:r>
+        <w:rPr>
+          <w:rFonts w:ascii="Calibri" w:hAnsi="Calibri" w:eastAsia="Calibri"/>
+          <w:color w:val="202124"/>
+          <w:sz w:val="22"/>
+        </w:rPr>
+        <w:t xml:space="preserve"> chưa từng xuất hiện.</w:t>
+      </w:r>
+    </w:p>
+    <w:p>
+      <w:pPr>
+        <w:spacing w:before="0" w:after="80" w:line="290" w:lineRule="auto"/>
+        <w:ind w:left="540" w:hanging="279"/>
+        <w:jc w:val="left"/>
+      </w:pPr>
+      <w:r>
+        <w:rPr>
+          <w:rFonts w:ascii="Calibri" w:hAnsi="Calibri" w:eastAsia="Calibri"/>
+          <w:color w:val="202124"/>
+          <w:sz w:val="22"/>
+        </w:rPr>
+        <w:t xml:space="preserve">4. </w:t>
+      </w:r>
+      <w:r>
+        <w:rPr>
+          <w:rFonts w:ascii="Calibri" w:hAnsi="Calibri" w:eastAsia="Calibri"/>
+          <w:color w:val="202124"/>
+          <w:sz w:val="22"/>
+        </w:rPr>
+        <w:t xml:space="preserve">Tính lại HMAC-SHA256 từ </w:t>
+      </w:r>
+      <w:r>
+        <w:rPr>
+          <w:rFonts w:ascii="Consolas" w:hAnsi="Consolas" w:eastAsia="Consolas"/>
+          <w:color w:val="163B64"/>
+          <w:sz w:val="19"/>
+        </w:rPr>
+        <w:t>eventId.timestamp.rawBody</w:t>
+      </w:r>
+      <w:r>
+        <w:rPr>
+          <w:rFonts w:ascii="Calibri" w:hAnsi="Calibri" w:eastAsia="Calibri"/>
+          <w:color w:val="202124"/>
+          <w:sz w:val="22"/>
+        </w:rPr>
+        <w:t>.</w:t>
+      </w:r>
+    </w:p>
+    <w:p>
+      <w:pPr>
+        <w:spacing w:before="0" w:after="80" w:line="290" w:lineRule="auto"/>
+        <w:ind w:left="540" w:hanging="279"/>
+        <w:jc w:val="left"/>
+      </w:pPr>
+      <w:r>
+        <w:rPr>
+          <w:rFonts w:ascii="Calibri" w:hAnsi="Calibri" w:eastAsia="Calibri"/>
+          <w:color w:val="202124"/>
+          <w:sz w:val="22"/>
+        </w:rPr>
+        <w:t xml:space="preserve">5. </w:t>
+      </w:r>
+      <w:r>
+        <w:rPr>
+          <w:rFonts w:ascii="Calibri" w:hAnsi="Calibri" w:eastAsia="Calibri"/>
+          <w:color w:val="202124"/>
+          <w:sz w:val="22"/>
+        </w:rPr>
+        <w:t>So sánh chữ ký nhận được với chữ ký kỳ vọng.</w:t>
+      </w:r>
+    </w:p>
+    <w:p>
+      <w:pPr>
+        <w:spacing w:before="0" w:after="80" w:line="290" w:lineRule="auto"/>
+        <w:ind w:left="540" w:hanging="279"/>
+        <w:jc w:val="left"/>
+      </w:pPr>
+      <w:r>
+        <w:rPr>
+          <w:rFonts w:ascii="Calibri" w:hAnsi="Calibri" w:eastAsia="Calibri"/>
+          <w:color w:val="202124"/>
+          <w:sz w:val="22"/>
+        </w:rPr>
+        <w:t xml:space="preserve">6. </w:t>
+      </w:r>
+      <w:r>
+        <w:rPr>
+          <w:rFonts w:ascii="Calibri" w:hAnsi="Calibri" w:eastAsia="Calibri"/>
+          <w:color w:val="202124"/>
+          <w:sz w:val="22"/>
+        </w:rPr>
+        <w:t>Kiểm tra nội dung body hợp lệ.</w:t>
+      </w:r>
+    </w:p>
+    <w:p>
+      <w:pPr>
+        <w:spacing w:before="0" w:after="80" w:line="290" w:lineRule="auto"/>
+        <w:ind w:left="540" w:hanging="279"/>
+        <w:jc w:val="left"/>
+      </w:pPr>
+      <w:r>
+        <w:rPr>
+          <w:rFonts w:ascii="Calibri" w:hAnsi="Calibri" w:eastAsia="Calibri"/>
+          <w:color w:val="202124"/>
+          <w:sz w:val="22"/>
+        </w:rPr>
+        <w:t xml:space="preserve">7. </w:t>
+      </w:r>
+      <w:r>
+        <w:rPr>
+          <w:rFonts w:ascii="Calibri" w:hAnsi="Calibri" w:eastAsia="Calibri"/>
+          <w:color w:val="202124"/>
+          <w:sz w:val="22"/>
+        </w:rPr>
+        <w:t>Kiểm tra số tiền khớp giá khóa học.</w:t>
+      </w:r>
+    </w:p>
+    <w:p>
+      <w:pPr>
+        <w:spacing w:before="0" w:after="80" w:line="290" w:lineRule="auto"/>
+        <w:ind w:left="540" w:hanging="279"/>
+        <w:jc w:val="left"/>
+      </w:pPr>
+      <w:r>
+        <w:rPr>
+          <w:rFonts w:ascii="Calibri" w:hAnsi="Calibri" w:eastAsia="Calibri"/>
+          <w:color w:val="202124"/>
+          <w:sz w:val="22"/>
+        </w:rPr>
+        <w:t xml:space="preserve">8. </w:t>
+      </w:r>
+      <w:r>
+        <w:rPr>
+          <w:rFonts w:ascii="Calibri" w:hAnsi="Calibri" w:eastAsia="Calibri"/>
+          <w:color w:val="202124"/>
+          <w:sz w:val="22"/>
+        </w:rPr>
+        <w:t xml:space="preserve">Chuyển enrollment sang </w:t>
+      </w:r>
+      <w:r>
+        <w:rPr>
+          <w:rFonts w:ascii="Consolas" w:hAnsi="Consolas" w:eastAsia="Consolas"/>
+          <w:color w:val="163B64"/>
+          <w:sz w:val="19"/>
+        </w:rPr>
+        <w:t>ACTIVE</w:t>
+      </w:r>
+      <w:r>
+        <w:rPr>
+          <w:rFonts w:ascii="Calibri" w:hAnsi="Calibri" w:eastAsia="Calibri"/>
+          <w:color w:val="202124"/>
+          <w:sz w:val="22"/>
+        </w:rPr>
+        <w:t>.</w:t>
+      </w:r>
+    </w:p>
+    <w:p>
+      <w:pPr>
+        <w:spacing w:before="0" w:after="80" w:line="290" w:lineRule="auto"/>
+        <w:ind w:left="540" w:hanging="279"/>
+        <w:jc w:val="left"/>
+      </w:pPr>
+      <w:r>
+        <w:rPr>
+          <w:rFonts w:ascii="Calibri" w:hAnsi="Calibri" w:eastAsia="Calibri"/>
+          <w:color w:val="202124"/>
+          <w:sz w:val="22"/>
+        </w:rPr>
+        <w:t xml:space="preserve">9. </w:t>
+      </w:r>
+      <w:r>
+        <w:rPr>
+          <w:rFonts w:ascii="Calibri" w:hAnsi="Calibri" w:eastAsia="Calibri"/>
+          <w:color w:val="202124"/>
+          <w:sz w:val="22"/>
+        </w:rPr>
+        <w:t>Phát hành certificate.</w:t>
+      </w:r>
+    </w:p>
+    <w:p>
+      <w:pPr>
+        <w:spacing w:before="0" w:after="80" w:line="290" w:lineRule="auto"/>
+        <w:ind w:left="540" w:hanging="279"/>
+        <w:jc w:val="left"/>
+      </w:pPr>
+      <w:r>
+        <w:rPr>
+          <w:rFonts w:ascii="Calibri" w:hAnsi="Calibri" w:eastAsia="Calibri"/>
+          <w:color w:val="202124"/>
+          <w:sz w:val="22"/>
+        </w:rPr>
+        <w:t xml:space="preserve">10. </w:t>
+      </w:r>
+      <w:r>
+        <w:rPr>
+          <w:rFonts w:ascii="Calibri" w:hAnsi="Calibri" w:eastAsia="Calibri"/>
+          <w:color w:val="202124"/>
+          <w:sz w:val="22"/>
+        </w:rPr>
+        <w:t xml:space="preserve">Lưu sự kiện vào </w:t>
+      </w:r>
+      <w:r>
+        <w:rPr>
+          <w:rFonts w:ascii="Consolas" w:hAnsi="Consolas" w:eastAsia="Consolas"/>
+          <w:color w:val="163B64"/>
+          <w:sz w:val="19"/>
+        </w:rPr>
+        <w:t>webhook_events</w:t>
+      </w:r>
+      <w:r>
+        <w:rPr>
+          <w:rFonts w:ascii="Calibri" w:hAnsi="Calibri" w:eastAsia="Calibri"/>
+          <w:color w:val="202124"/>
+          <w:sz w:val="22"/>
+        </w:rPr>
+        <w:t>.</w:t>
+      </w:r>
+    </w:p>
+    <w:p>
+      <w:pPr>
+        <w:spacing w:before="0" w:after="80" w:line="290" w:lineRule="auto"/>
+        <w:ind w:left="540" w:hanging="279"/>
+        <w:jc w:val="left"/>
+      </w:pPr>
+      <w:r>
+        <w:rPr>
+          <w:rFonts w:ascii="Calibri" w:hAnsi="Calibri" w:eastAsia="Calibri"/>
+          <w:color w:val="202124"/>
+          <w:sz w:val="22"/>
+        </w:rPr>
+        <w:t xml:space="preserve">11. </w:t>
+      </w:r>
+      <w:r>
+        <w:rPr>
+          <w:rFonts w:ascii="Calibri" w:hAnsi="Calibri" w:eastAsia="Calibri"/>
+          <w:color w:val="202124"/>
+          <w:sz w:val="22"/>
+        </w:rPr>
+        <w:t xml:space="preserve">Ghi </w:t>
+      </w:r>
+      <w:r>
+        <w:rPr>
+          <w:rFonts w:ascii="Consolas" w:hAnsi="Consolas" w:eastAsia="Consolas"/>
+          <w:color w:val="163B64"/>
+          <w:sz w:val="19"/>
+        </w:rPr>
+        <w:t>WEBHOOK_ACCEPTED</w:t>
+      </w:r>
+      <w:r>
+        <w:rPr>
+          <w:rFonts w:ascii="Calibri" w:hAnsi="Calibri" w:eastAsia="Calibri"/>
+          <w:color w:val="202124"/>
+          <w:sz w:val="22"/>
+        </w:rPr>
+        <w:t xml:space="preserve"> vào audit log.</w:t>
+      </w:r>
+    </w:p>
+    <w:p>
+      <w:pPr>
+        <w:spacing w:before="0" w:after="160" w:line="320" w:lineRule="auto"/>
+        <w:jc w:val="left"/>
+      </w:pPr>
+      <w:r>
+        <w:rPr>
+          <w:rFonts w:ascii="Calibri" w:hAnsi="Calibri" w:eastAsia="Calibri"/>
+          <w:color w:val="202124"/>
+          <w:sz w:val="22"/>
+        </w:rPr>
+        <w:t xml:space="preserve">Nếu một trong các bước trên thất bại, request bị từ chối và ghi </w:t>
+      </w:r>
+      <w:r>
+        <w:rPr>
+          <w:rFonts w:ascii="Consolas" w:hAnsi="Consolas" w:eastAsia="Consolas"/>
+          <w:color w:val="163B64"/>
+          <w:sz w:val="19"/>
+        </w:rPr>
+        <w:t>WEBHOOK_REJECTED</w:t>
+      </w:r>
+      <w:r>
+        <w:rPr>
+          <w:rFonts w:ascii="Calibri" w:hAnsi="Calibri" w:eastAsia="Calibri"/>
+          <w:color w:val="202124"/>
+          <w:sz w:val="22"/>
+        </w:rPr>
+        <w:t xml:space="preserve"> hoặc </w:t>
+      </w:r>
+      <w:r>
+        <w:rPr>
+          <w:rFonts w:ascii="Consolas" w:hAnsi="Consolas" w:eastAsia="Consolas"/>
+          <w:color w:val="163B64"/>
+          <w:sz w:val="19"/>
+        </w:rPr>
         <w:t>WEBHOOK_REPLAY_REJECTED</w:t>
       </w:r>
       <w:r>
@@ -24088,7 +24940,7 @@
         <w:pageBreakBefore w:val="0"/>
       </w:pPr>
       <w:r>
-        <w:t>3.9.6. Luồng chống BOLA/IDOR</w:t>
+        <w:t>3.9.7. Luồng chống BOLA/IDOR</w:t>
       </w:r>
     </w:p>
     <w:p>
@@ -24373,7 +25225,7 @@
         <w:pageBreakBefore w:val="0"/>
       </w:pPr>
       <w:r>
-        <w:t>3.9.7. Luồng xem bài học</w:t>
+        <w:t>3.9.8. Luồng xem bài học</w:t>
       </w:r>
     </w:p>
     <w:p>
@@ -26064,7 +26916,7 @@
           <w:color w:val="163B64"/>
           <w:sz w:val="19"/>
         </w:rPr>
-        <w:t>Login page</w:t>
+        <w:t>Home / Dashboard page</w:t>
       </w:r>
     </w:p>
     <w:p>
@@ -26080,7 +26932,7 @@
           <w:color w:val="163B64"/>
           <w:sz w:val="19"/>
         </w:rPr>
-        <w:t>Register page</w:t>
+        <w:t>Login page</w:t>
       </w:r>
     </w:p>
     <w:p>
@@ -26096,7 +26948,7 @@
           <w:color w:val="163B64"/>
           <w:sz w:val="19"/>
         </w:rPr>
-        <w:t>Courses page</w:t>
+        <w:t>Register page</w:t>
       </w:r>
     </w:p>
     <w:p>
@@ -26112,7 +26964,7 @@
           <w:color w:val="163B64"/>
           <w:sz w:val="19"/>
         </w:rPr>
-        <w:t>Course detail page</w:t>
+        <w:t>Forgot password page</w:t>
       </w:r>
     </w:p>
     <w:p>
@@ -26128,7 +26980,7 @@
           <w:color w:val="163B64"/>
           <w:sz w:val="19"/>
         </w:rPr>
-        <w:t>Profile page</w:t>
+        <w:t>Reset password page</w:t>
       </w:r>
     </w:p>
     <w:p>
@@ -26144,21 +26996,7 @@
           <w:color w:val="163B64"/>
           <w:sz w:val="19"/>
         </w:rPr>
-        <w:t>Admin page</w:t>
-      </w:r>
-    </w:p>
-    <w:p>
-      <w:pPr>
-        <w:spacing w:before="0" w:after="160" w:line="320" w:lineRule="auto"/>
-        <w:jc w:val="left"/>
-      </w:pPr>
-      <w:r>
-        <w:rPr>
-          <w:rFonts w:ascii="Calibri" w:hAnsi="Calibri" w:eastAsia="Calibri"/>
-          <w:color w:val="202124"/>
-          <w:sz w:val="22"/>
-        </w:rPr>
-        <w:t>Một số điểm thiết kế:</w:t>
+        <w:t>Courses page</w:t>
       </w:r>
     </w:p>
     <w:p>
@@ -26170,11 +27008,11 @@
       </w:pPr>
       <w:r>
         <w:rPr>
-          <w:rFonts w:ascii="Calibri" w:hAnsi="Calibri" w:eastAsia="Calibri"/>
-          <w:color w:val="202124"/>
-          <w:sz w:val="22"/>
-        </w:rPr>
-        <w:t>Token được lưu ở mức demo để dễ kiểm thử.</w:t>
+          <w:rFonts w:ascii="Consolas" w:hAnsi="Consolas" w:eastAsia="Consolas"/>
+          <w:color w:val="163B64"/>
+          <w:sz w:val="19"/>
+        </w:rPr>
+        <w:t>Course detail page</w:t>
       </w:r>
     </w:p>
     <w:p>
@@ -26186,27 +27024,11 @@
       </w:pPr>
       <w:r>
         <w:rPr>
-          <w:rFonts w:ascii="Calibri" w:hAnsi="Calibri" w:eastAsia="Calibri"/>
-          <w:color w:val="202124"/>
-          <w:sz w:val="22"/>
-        </w:rPr>
-        <w:t xml:space="preserve">Các request đi qua cùng origin </w:t>
-      </w:r>
-      <w:r>
-        <w:rPr>
           <w:rFonts w:ascii="Consolas" w:hAnsi="Consolas" w:eastAsia="Consolas"/>
           <w:color w:val="163B64"/>
           <w:sz w:val="19"/>
         </w:rPr>
-        <w:t>https://localhost</w:t>
-      </w:r>
-      <w:r>
-        <w:rPr>
-          <w:rFonts w:ascii="Calibri" w:hAnsi="Calibri" w:eastAsia="Calibri"/>
-          <w:color w:val="202124"/>
-          <w:sz w:val="22"/>
-        </w:rPr>
-        <w:t>.</w:t>
+        <w:t>Lesson detail page</w:t>
       </w:r>
     </w:p>
     <w:p>
@@ -26218,43 +27040,73 @@
       </w:pPr>
       <w:r>
         <w:rPr>
-          <w:rFonts w:ascii="Calibri" w:hAnsi="Calibri" w:eastAsia="Calibri"/>
-          <w:color w:val="202124"/>
-          <w:sz w:val="22"/>
-        </w:rPr>
-        <w:t xml:space="preserve">Frontend hiển thị rõ lỗi </w:t>
-      </w:r>
-      <w:r>
-        <w:rPr>
           <w:rFonts w:ascii="Consolas" w:hAnsi="Consolas" w:eastAsia="Consolas"/>
           <w:color w:val="163B64"/>
           <w:sz w:val="19"/>
         </w:rPr>
-        <w:t>401</w:t>
-      </w:r>
-      <w:r>
-        <w:rPr>
-          <w:rFonts w:ascii="Calibri" w:hAnsi="Calibri" w:eastAsia="Calibri"/>
-          <w:color w:val="202124"/>
-          <w:sz w:val="22"/>
-        </w:rPr>
-        <w:t xml:space="preserve">, </w:t>
-      </w:r>
+        <w:t>Profile / Certificate page</w:t>
+      </w:r>
+    </w:p>
+    <w:p>
+      <w:pPr>
+        <w:pStyle w:val="ListBullet"/>
+        <w:spacing w:before="0" w:after="80" w:line="290" w:lineRule="auto"/>
+        <w:ind w:left="540" w:hanging="279"/>
+        <w:jc w:val="left"/>
+      </w:pPr>
       <w:r>
         <w:rPr>
           <w:rFonts w:ascii="Consolas" w:hAnsi="Consolas" w:eastAsia="Consolas"/>
           <w:color w:val="163B64"/>
           <w:sz w:val="19"/>
         </w:rPr>
-        <w:t>403</w:t>
-      </w:r>
-      <w:r>
-        <w:rPr>
-          <w:rFonts w:ascii="Calibri" w:hAnsi="Calibri" w:eastAsia="Calibri"/>
-          <w:color w:val="202124"/>
-          <w:sz w:val="22"/>
-        </w:rPr>
-        <w:t xml:space="preserve">, </w:t>
+        <w:t>Admin Audit Logs page</w:t>
+      </w:r>
+    </w:p>
+    <w:p>
+      <w:pPr>
+        <w:spacing w:before="0" w:after="160" w:line="320" w:lineRule="auto"/>
+        <w:jc w:val="left"/>
+      </w:pPr>
+      <w:r>
+        <w:rPr>
+          <w:rFonts w:ascii="Calibri" w:hAnsi="Calibri" w:eastAsia="Calibri"/>
+          <w:color w:val="202124"/>
+          <w:sz w:val="22"/>
+        </w:rPr>
+        <w:t>Một số điểm thiết kế:</w:t>
+      </w:r>
+    </w:p>
+    <w:p>
+      <w:pPr>
+        <w:pStyle w:val="ListBullet"/>
+        <w:spacing w:before="0" w:after="80" w:line="290" w:lineRule="auto"/>
+        <w:ind w:left="540" w:hanging="279"/>
+        <w:jc w:val="left"/>
+      </w:pPr>
+      <w:r>
+        <w:rPr>
+          <w:rFonts w:ascii="Calibri" w:hAnsi="Calibri" w:eastAsia="Calibri"/>
+          <w:color w:val="202124"/>
+          <w:sz w:val="22"/>
+        </w:rPr>
+        <w:t>Token được lưu ở mức demo để dễ kiểm thử.</w:t>
+      </w:r>
+    </w:p>
+    <w:p>
+      <w:pPr>
+        <w:pStyle w:val="ListBullet"/>
+        <w:spacing w:before="0" w:after="80" w:line="290" w:lineRule="auto"/>
+        <w:ind w:left="540" w:hanging="279"/>
+        <w:jc w:val="left"/>
+      </w:pPr>
+      <w:r>
+        <w:rPr>
+          <w:rFonts w:ascii="Calibri" w:hAnsi="Calibri" w:eastAsia="Calibri"/>
+          <w:color w:val="202124"/>
+          <w:sz w:val="22"/>
+        </w:rPr>
+        <w:t xml:space="preserve">Các request đi qua cùng origin </w:t>
       </w:r>
       <w:r>
         <w:rPr>
@@ -26262,6 +27114,70 @@
           <w:color w:val="163B64"/>
           <w:sz w:val="19"/>
         </w:rPr>
+        <w:t>https://localhost</w:t>
+      </w:r>
+      <w:r>
+        <w:rPr>
+          <w:rFonts w:ascii="Calibri" w:hAnsi="Calibri" w:eastAsia="Calibri"/>
+          <w:color w:val="202124"/>
+          <w:sz w:val="22"/>
+        </w:rPr>
+        <w:t>.</w:t>
+      </w:r>
+    </w:p>
+    <w:p>
+      <w:pPr>
+        <w:pStyle w:val="ListBullet"/>
+        <w:spacing w:before="0" w:after="80" w:line="290" w:lineRule="auto"/>
+        <w:ind w:left="540" w:hanging="279"/>
+        <w:jc w:val="left"/>
+      </w:pPr>
+      <w:r>
+        <w:rPr>
+          <w:rFonts w:ascii="Calibri" w:hAnsi="Calibri" w:eastAsia="Calibri"/>
+          <w:color w:val="202124"/>
+          <w:sz w:val="22"/>
+        </w:rPr>
+        <w:t xml:space="preserve">Giao diện ưu tiên thông báo dễ hiểu cho người dùng thay vì phơi bày trực tiếp các mã lỗi kỹ thuật như </w:t>
+      </w:r>
+      <w:r>
+        <w:rPr>
+          <w:rFonts w:ascii="Consolas" w:hAnsi="Consolas" w:eastAsia="Consolas"/>
+          <w:color w:val="163B64"/>
+          <w:sz w:val="19"/>
+        </w:rPr>
+        <w:t>401</w:t>
+      </w:r>
+      <w:r>
+        <w:rPr>
+          <w:rFonts w:ascii="Calibri" w:hAnsi="Calibri" w:eastAsia="Calibri"/>
+          <w:color w:val="202124"/>
+          <w:sz w:val="22"/>
+        </w:rPr>
+        <w:t xml:space="preserve">, </w:t>
+      </w:r>
+      <w:r>
+        <w:rPr>
+          <w:rFonts w:ascii="Consolas" w:hAnsi="Consolas" w:eastAsia="Consolas"/>
+          <w:color w:val="163B64"/>
+          <w:sz w:val="19"/>
+        </w:rPr>
+        <w:t>403</w:t>
+      </w:r>
+      <w:r>
+        <w:rPr>
+          <w:rFonts w:ascii="Calibri" w:hAnsi="Calibri" w:eastAsia="Calibri"/>
+          <w:color w:val="202124"/>
+          <w:sz w:val="22"/>
+        </w:rPr>
+        <w:t xml:space="preserve">, </w:t>
+      </w:r>
+      <w:r>
+        <w:rPr>
+          <w:rFonts w:ascii="Consolas" w:hAnsi="Consolas" w:eastAsia="Consolas"/>
+          <w:color w:val="163B64"/>
+          <w:sz w:val="19"/>
+        </w:rPr>
         <w:t>429</w:t>
       </w:r>
       <w:r>
@@ -26270,7 +27186,23 @@
           <w:color w:val="202124"/>
           <w:sz w:val="22"/>
         </w:rPr>
-        <w:t xml:space="preserve"> để hỗ trợ trình diễn.</w:t>
+        <w:t>.</w:t>
+      </w:r>
+    </w:p>
+    <w:p>
+      <w:pPr>
+        <w:pStyle w:val="ListBullet"/>
+        <w:spacing w:before="0" w:after="80" w:line="290" w:lineRule="auto"/>
+        <w:ind w:left="540" w:hanging="279"/>
+        <w:jc w:val="left"/>
+      </w:pPr>
+      <w:r>
+        <w:rPr>
+          <w:rFonts w:ascii="Calibri" w:hAnsi="Calibri" w:eastAsia="Calibri"/>
+          <w:color w:val="202124"/>
+          <w:sz w:val="22"/>
+        </w:rPr>
+        <w:t>Frontend không hiển thị các nội dung kiểm thử nội bộ như Swagger, checklist OWASP ZAP, gợi ý BOLA/IDOR, HMAC hay các nhãn kỹ thuật chỉ phục vụ demo bảo mật.</w:t>
       </w:r>
     </w:p>
     <w:p>
@@ -27467,7 +28399,7 @@
           <w:color w:val="202124"/>
           <w:sz w:val="22"/>
         </w:rPr>
-        <w:t>AES encryption,</w:t>
+        <w:t>quên mật khẩu và đặt lại mật khẩu,</w:t>
       </w:r>
     </w:p>
     <w:p>
@@ -27483,7 +28415,7 @@
           <w:color w:val="202124"/>
           <w:sz w:val="22"/>
         </w:rPr>
-        <w:t>BOLA/IDOR,</w:t>
+        <w:t>AES encryption,</w:t>
       </w:r>
     </w:p>
     <w:p>
@@ -27499,6 +28431,22 @@
           <w:color w:val="202124"/>
           <w:sz w:val="22"/>
         </w:rPr>
+        <w:t>BOLA/IDOR,</w:t>
+      </w:r>
+    </w:p>
+    <w:p>
+      <w:pPr>
+        <w:pStyle w:val="ListBullet"/>
+        <w:spacing w:before="0" w:after="80" w:line="290" w:lineRule="auto"/>
+        <w:ind w:left="540" w:hanging="279"/>
+        <w:jc w:val="left"/>
+      </w:pPr>
+      <w:r>
+        <w:rPr>
+          <w:rFonts w:ascii="Calibri" w:hAnsi="Calibri" w:eastAsia="Calibri"/>
+          <w:color w:val="202124"/>
+          <w:sz w:val="22"/>
+        </w:rPr>
         <w:t>webhook HMAC.</w:t>
       </w:r>
     </w:p>
@@ -27553,7 +28501,23 @@
           <w:color w:val="202124"/>
           <w:sz w:val="22"/>
         </w:rPr>
-        <w:t>Có thể đăng nhập để lấy JWT.</w:t>
+        <w:t xml:space="preserve">Chỉ mở local-only tại </w:t>
+      </w:r>
+      <w:r>
+        <w:rPr>
+          <w:rFonts w:ascii="Consolas" w:hAnsi="Consolas" w:eastAsia="Consolas"/>
+          <w:color w:val="163B64"/>
+          <w:sz w:val="19"/>
+        </w:rPr>
+        <w:t>https://localhost:8444/swagger-ui.html</w:t>
+      </w:r>
+      <w:r>
+        <w:rPr>
+          <w:rFonts w:ascii="Calibri" w:hAnsi="Calibri" w:eastAsia="Calibri"/>
+          <w:color w:val="202124"/>
+          <w:sz w:val="22"/>
+        </w:rPr>
+        <w:t>.</w:t>
       </w:r>
     </w:p>
     <w:p>
@@ -27569,7 +28533,7 @@
           <w:color w:val="202124"/>
           <w:sz w:val="22"/>
         </w:rPr>
-        <w:t>Có thể nhập Bearer token trực tiếp.</w:t>
+        <w:t>Có thể đăng nhập để lấy JWT.</w:t>
       </w:r>
     </w:p>
     <w:p>
@@ -27585,6 +28549,22 @@
           <w:color w:val="202124"/>
           <w:sz w:val="22"/>
         </w:rPr>
+        <w:t>Có thể nhập Bearer token trực tiếp.</w:t>
+      </w:r>
+    </w:p>
+    <w:p>
+      <w:pPr>
+        <w:pStyle w:val="ListBullet"/>
+        <w:spacing w:before="0" w:after="80" w:line="290" w:lineRule="auto"/>
+        <w:ind w:left="540" w:hanging="279"/>
+        <w:jc w:val="left"/>
+      </w:pPr>
+      <w:r>
+        <w:rPr>
+          <w:rFonts w:ascii="Calibri" w:hAnsi="Calibri" w:eastAsia="Calibri"/>
+          <w:color w:val="202124"/>
+          <w:sz w:val="22"/>
+        </w:rPr>
         <w:t>Có thể cho giảng viên thấy request/response và status code.</w:t>
       </w:r>
     </w:p>
@@ -27657,7 +28637,7 @@
           <w:color w:val="202124"/>
           <w:sz w:val="22"/>
         </w:rPr>
-        <w:t>Gọi protected API bằng Bearer token.</w:t>
+        <w:t>Forgot password và reset password thủ công.</w:t>
       </w:r>
     </w:p>
     <w:p>
@@ -27673,7 +28653,7 @@
           <w:color w:val="202124"/>
           <w:sz w:val="22"/>
         </w:rPr>
-        <w:t>Sửa token để kiểm tra bị từ chối.</w:t>
+        <w:t>Gọi protected API bằng Bearer token.</w:t>
       </w:r>
     </w:p>
     <w:p>
@@ -27689,7 +28669,7 @@
           <w:color w:val="202124"/>
           <w:sz w:val="22"/>
         </w:rPr>
-        <w:t>Tấn công BOLA/IDOR.</w:t>
+        <w:t>Sửa token để kiểm tra bị từ chối.</w:t>
       </w:r>
     </w:p>
     <w:p>
@@ -27705,7 +28685,7 @@
           <w:color w:val="202124"/>
           <w:sz w:val="22"/>
         </w:rPr>
-        <w:t>Gửi webhook hợp lệ.</w:t>
+        <w:t>Tấn công BOLA/IDOR.</w:t>
       </w:r>
     </w:p>
     <w:p>
@@ -27721,7 +28701,7 @@
           <w:color w:val="202124"/>
           <w:sz w:val="22"/>
         </w:rPr>
-        <w:t>Gửi webhook sai chữ ký.</w:t>
+        <w:t>Gửi webhook hợp lệ.</w:t>
       </w:r>
     </w:p>
     <w:p>
@@ -27737,7 +28717,7 @@
           <w:color w:val="202124"/>
           <w:sz w:val="22"/>
         </w:rPr>
-        <w:t>Gửi webhook replay.</w:t>
+        <w:t>Gửi webhook sai chữ ký.</w:t>
       </w:r>
     </w:p>
     <w:p>
@@ -27753,6 +28733,22 @@
           <w:color w:val="202124"/>
           <w:sz w:val="22"/>
         </w:rPr>
+        <w:t>Gửi webhook replay.</w:t>
+      </w:r>
+    </w:p>
+    <w:p>
+      <w:pPr>
+        <w:pStyle w:val="ListBullet"/>
+        <w:spacing w:before="0" w:after="80" w:line="290" w:lineRule="auto"/>
+        <w:ind w:left="540" w:hanging="279"/>
+        <w:jc w:val="left"/>
+      </w:pPr>
+      <w:r>
+        <w:rPr>
+          <w:rFonts w:ascii="Calibri" w:hAnsi="Calibri" w:eastAsia="Calibri"/>
+          <w:color w:val="202124"/>
+          <w:sz w:val="22"/>
+        </w:rPr>
         <w:t xml:space="preserve">Spam login để kiểm tra </w:t>
       </w:r>
       <w:r>
@@ -27858,6 +28854,22 @@
           <w:sz w:val="22"/>
         </w:rPr>
         <w:t>JWT invalid/expired.</w:t>
+      </w:r>
+    </w:p>
+    <w:p>
+      <w:pPr>
+        <w:pStyle w:val="ListBullet"/>
+        <w:spacing w:before="0" w:after="80" w:line="290" w:lineRule="auto"/>
+        <w:ind w:left="540" w:hanging="279"/>
+        <w:jc w:val="left"/>
+      </w:pPr>
+      <w:r>
+        <w:rPr>
+          <w:rFonts w:ascii="Calibri" w:hAnsi="Calibri" w:eastAsia="Calibri"/>
+          <w:color w:val="202124"/>
+          <w:sz w:val="22"/>
+        </w:rPr>
+        <w:t>forgot/reset password.</w:t>
       </w:r>
     </w:p>
     <w:p>
@@ -28046,15 +29058,15 @@
         <w:tblInd w:type="dxa" w:w="120"/>
       </w:tblPr>
       <w:tblGrid>
-        <w:gridCol w:w="3323"/>
-        <w:gridCol w:w="2986"/>
-        <w:gridCol w:w="3051"/>
+        <w:gridCol w:w="3282"/>
+        <w:gridCol w:w="2748"/>
+        <w:gridCol w:w="3330"/>
       </w:tblGrid>
       <w:tr>
         <w:trPr/>
         <w:tc>
           <w:tcPr>
-            <w:tcW w:type="dxa" w:w="3323"/>
+            <w:tcW w:type="dxa" w:w="3282"/>
             <w:vAlign w:val="center"/>
             <w:shd w:val="clear" w:color="auto" w:fill="F4F6F9"/>
             <w:tcMar>
@@ -28089,7 +29101,7 @@
         </w:tc>
         <w:tc>
           <w:tcPr>
-            <w:tcW w:type="dxa" w:w="2986"/>
+            <w:tcW w:type="dxa" w:w="2748"/>
             <w:vAlign w:val="center"/>
             <w:shd w:val="clear" w:color="auto" w:fill="F4F6F9"/>
             <w:tcMar>
@@ -28124,7 +29136,7 @@
         </w:tc>
         <w:tc>
           <w:tcPr>
-            <w:tcW w:type="dxa" w:w="3051"/>
+            <w:tcW w:type="dxa" w:w="3330"/>
             <w:vAlign w:val="center"/>
             <w:shd w:val="clear" w:color="auto" w:fill="F4F6F9"/>
             <w:tcMar>
@@ -28162,7 +29174,7 @@
         <w:trPr/>
         <w:tc>
           <w:tcPr>
-            <w:tcW w:type="dxa" w:w="3323"/>
+            <w:tcW w:type="dxa" w:w="3282"/>
             <w:vAlign w:val="center"/>
             <w:tcMar>
               <w:top w:w="80" w:type="dxa"/>
@@ -28195,7 +29207,7 @@
         </w:tc>
         <w:tc>
           <w:tcPr>
-            <w:tcW w:type="dxa" w:w="2986"/>
+            <w:tcW w:type="dxa" w:w="2748"/>
             <w:vAlign w:val="center"/>
             <w:tcMar>
               <w:top w:w="80" w:type="dxa"/>
@@ -28228,7 +29240,7 @@
         </w:tc>
         <w:tc>
           <w:tcPr>
-            <w:tcW w:type="dxa" w:w="3051"/>
+            <w:tcW w:type="dxa" w:w="3330"/>
             <w:vAlign w:val="center"/>
             <w:tcMar>
               <w:top w:w="80" w:type="dxa"/>
@@ -28264,7 +29276,7 @@
         <w:trPr/>
         <w:tc>
           <w:tcPr>
-            <w:tcW w:type="dxa" w:w="3323"/>
+            <w:tcW w:type="dxa" w:w="3282"/>
             <w:vAlign w:val="center"/>
             <w:tcMar>
               <w:top w:w="80" w:type="dxa"/>
@@ -28297,7 +29309,7 @@
         </w:tc>
         <w:tc>
           <w:tcPr>
-            <w:tcW w:type="dxa" w:w="2986"/>
+            <w:tcW w:type="dxa" w:w="2748"/>
             <w:vAlign w:val="center"/>
             <w:tcMar>
               <w:top w:w="80" w:type="dxa"/>
@@ -28330,7 +29342,7 @@
         </w:tc>
         <w:tc>
           <w:tcPr>
-            <w:tcW w:type="dxa" w:w="3051"/>
+            <w:tcW w:type="dxa" w:w="3330"/>
             <w:vAlign w:val="center"/>
             <w:tcMar>
               <w:top w:w="80" w:type="dxa"/>
@@ -28366,7 +29378,7 @@
         <w:trPr/>
         <w:tc>
           <w:tcPr>
-            <w:tcW w:type="dxa" w:w="3323"/>
+            <w:tcW w:type="dxa" w:w="3282"/>
             <w:vAlign w:val="center"/>
             <w:tcMar>
               <w:top w:w="80" w:type="dxa"/>
@@ -28399,7 +29411,7 @@
         </w:tc>
         <w:tc>
           <w:tcPr>
-            <w:tcW w:type="dxa" w:w="2986"/>
+            <w:tcW w:type="dxa" w:w="2748"/>
             <w:vAlign w:val="center"/>
             <w:tcMar>
               <w:top w:w="80" w:type="dxa"/>
@@ -28432,7 +29444,7 @@
         </w:tc>
         <w:tc>
           <w:tcPr>
-            <w:tcW w:type="dxa" w:w="3051"/>
+            <w:tcW w:type="dxa" w:w="3330"/>
             <w:vAlign w:val="center"/>
             <w:tcMar>
               <w:top w:w="80" w:type="dxa"/>
@@ -28468,7 +29480,109 @@
         <w:trPr/>
         <w:tc>
           <w:tcPr>
-            <w:tcW w:type="dxa" w:w="3323"/>
+            <w:tcW w:type="dxa" w:w="3282"/>
+            <w:vAlign w:val="center"/>
+            <w:tcMar>
+              <w:top w:w="80" w:type="dxa"/>
+              <w:bottom w:w="80" w:type="dxa"/>
+              <w:start w:w="120" w:type="dxa"/>
+              <w:end w:w="120" w:type="dxa"/>
+            </w:tcMar>
+            <w:tcBorders>
+              <w:top w:val="single" w:sz="6" w:space="0" w:color="D7DFEA"/>
+              <w:left w:val="single" w:sz="6" w:space="0" w:color="D7DFEA"/>
+              <w:bottom w:val="single" w:sz="6" w:space="0" w:color="D7DFEA"/>
+              <w:right w:val="single" w:sz="6" w:space="0" w:color="D7DFEA"/>
+            </w:tcBorders>
+          </w:tcPr>
+          <w:p>
+            <w:pPr>
+              <w:spacing w:before="0" w:after="0" w:line="264" w:lineRule="auto"/>
+              <w:jc w:val="left"/>
+            </w:pPr>
+            <w:r/>
+            <w:r>
+              <w:rPr>
+                <w:rFonts w:ascii="Calibri" w:hAnsi="Calibri" w:eastAsia="Calibri"/>
+                <w:color w:val="202124"/>
+                <w:sz w:val="21"/>
+              </w:rPr>
+              <w:t>Yêu cầu quên mật khẩu và đặt lại bằng token hợp lệ</w:t>
+            </w:r>
+          </w:p>
+        </w:tc>
+        <w:tc>
+          <w:tcPr>
+            <w:tcW w:type="dxa" w:w="2748"/>
+            <w:vAlign w:val="center"/>
+            <w:tcMar>
+              <w:top w:w="80" w:type="dxa"/>
+              <w:bottom w:w="80" w:type="dxa"/>
+              <w:start w:w="120" w:type="dxa"/>
+              <w:end w:w="120" w:type="dxa"/>
+            </w:tcMar>
+            <w:tcBorders>
+              <w:top w:val="single" w:sz="6" w:space="0" w:color="D7DFEA"/>
+              <w:left w:val="single" w:sz="6" w:space="0" w:color="D7DFEA"/>
+              <w:bottom w:val="single" w:sz="6" w:space="0" w:color="D7DFEA"/>
+              <w:right w:val="single" w:sz="6" w:space="0" w:color="D7DFEA"/>
+            </w:tcBorders>
+          </w:tcPr>
+          <w:p>
+            <w:pPr>
+              <w:spacing w:before="0" w:after="0" w:line="264" w:lineRule="auto"/>
+              <w:jc w:val="left"/>
+            </w:pPr>
+            <w:r/>
+            <w:r>
+              <w:rPr>
+                <w:rFonts w:ascii="Calibri" w:hAnsi="Calibri" w:eastAsia="Calibri"/>
+                <w:color w:val="202124"/>
+                <w:sz w:val="21"/>
+              </w:rPr>
+              <w:t>Hoàn thiện vòng đời tài khoản</w:t>
+            </w:r>
+          </w:p>
+        </w:tc>
+        <w:tc>
+          <w:tcPr>
+            <w:tcW w:type="dxa" w:w="3330"/>
+            <w:vAlign w:val="center"/>
+            <w:tcMar>
+              <w:top w:w="80" w:type="dxa"/>
+              <w:bottom w:w="80" w:type="dxa"/>
+              <w:start w:w="120" w:type="dxa"/>
+              <w:end w:w="120" w:type="dxa"/>
+            </w:tcMar>
+            <w:tcBorders>
+              <w:top w:val="single" w:sz="6" w:space="0" w:color="D7DFEA"/>
+              <w:left w:val="single" w:sz="6" w:space="0" w:color="D7DFEA"/>
+              <w:bottom w:val="single" w:sz="6" w:space="0" w:color="D7DFEA"/>
+              <w:right w:val="single" w:sz="6" w:space="0" w:color="D7DFEA"/>
+            </w:tcBorders>
+          </w:tcPr>
+          <w:p>
+            <w:pPr>
+              <w:spacing w:before="0" w:after="0" w:line="264" w:lineRule="auto"/>
+              <w:jc w:val="left"/>
+            </w:pPr>
+            <w:r/>
+            <w:r>
+              <w:rPr>
+                <w:rFonts w:ascii="Calibri" w:hAnsi="Calibri" w:eastAsia="Calibri"/>
+                <w:color w:val="202124"/>
+                <w:sz w:val="21"/>
+              </w:rPr>
+              <w:t>Mật khẩu mới có hiệu lực, refresh token cũ bị revoke</w:t>
+            </w:r>
+          </w:p>
+        </w:tc>
+      </w:tr>
+      <w:tr>
+        <w:trPr/>
+        <w:tc>
+          <w:tcPr>
+            <w:tcW w:type="dxa" w:w="3282"/>
             <w:vAlign w:val="center"/>
             <w:tcMar>
               <w:top w:w="80" w:type="dxa"/>
@@ -28501,7 +29615,7 @@
         </w:tc>
         <w:tc>
           <w:tcPr>
-            <w:tcW w:type="dxa" w:w="2986"/>
+            <w:tcW w:type="dxa" w:w="2748"/>
             <w:vAlign w:val="center"/>
             <w:tcMar>
               <w:top w:w="80" w:type="dxa"/>
@@ -28534,7 +29648,7 @@
         </w:tc>
         <w:tc>
           <w:tcPr>
-            <w:tcW w:type="dxa" w:w="3051"/>
+            <w:tcW w:type="dxa" w:w="3330"/>
             <w:vAlign w:val="center"/>
             <w:tcMar>
               <w:top w:w="80" w:type="dxa"/>
@@ -28570,7 +29684,7 @@
         <w:trPr/>
         <w:tc>
           <w:tcPr>
-            <w:tcW w:type="dxa" w:w="3323"/>
+            <w:tcW w:type="dxa" w:w="3282"/>
             <w:vAlign w:val="center"/>
             <w:tcMar>
               <w:top w:w="80" w:type="dxa"/>
@@ -28603,7 +29717,7 @@
         </w:tc>
         <w:tc>
           <w:tcPr>
-            <w:tcW w:type="dxa" w:w="2986"/>
+            <w:tcW w:type="dxa" w:w="2748"/>
             <w:vAlign w:val="center"/>
             <w:tcMar>
               <w:top w:w="80" w:type="dxa"/>
@@ -28636,7 +29750,7 @@
         </w:tc>
         <w:tc>
           <w:tcPr>
-            <w:tcW w:type="dxa" w:w="3051"/>
+            <w:tcW w:type="dxa" w:w="3330"/>
             <w:vAlign w:val="center"/>
             <w:tcMar>
               <w:top w:w="80" w:type="dxa"/>
@@ -28672,7 +29786,7 @@
         <w:trPr/>
         <w:tc>
           <w:tcPr>
-            <w:tcW w:type="dxa" w:w="3323"/>
+            <w:tcW w:type="dxa" w:w="3282"/>
             <w:vAlign w:val="center"/>
             <w:tcMar>
               <w:top w:w="80" w:type="dxa"/>
@@ -28705,7 +29819,7 @@
         </w:tc>
         <w:tc>
           <w:tcPr>
-            <w:tcW w:type="dxa" w:w="2986"/>
+            <w:tcW w:type="dxa" w:w="2748"/>
             <w:vAlign w:val="center"/>
             <w:tcMar>
               <w:top w:w="80" w:type="dxa"/>
@@ -28738,7 +29852,7 @@
         </w:tc>
         <w:tc>
           <w:tcPr>
-            <w:tcW w:type="dxa" w:w="3051"/>
+            <w:tcW w:type="dxa" w:w="3330"/>
             <w:vAlign w:val="center"/>
             <w:tcMar>
               <w:top w:w="80" w:type="dxa"/>
@@ -28774,7 +29888,7 @@
         <w:trPr/>
         <w:tc>
           <w:tcPr>
-            <w:tcW w:type="dxa" w:w="3323"/>
+            <w:tcW w:type="dxa" w:w="3282"/>
             <w:vAlign w:val="center"/>
             <w:tcMar>
               <w:top w:w="80" w:type="dxa"/>
@@ -28807,7 +29921,7 @@
         </w:tc>
         <w:tc>
           <w:tcPr>
-            <w:tcW w:type="dxa" w:w="2986"/>
+            <w:tcW w:type="dxa" w:w="2748"/>
             <w:vAlign w:val="center"/>
             <w:tcMar>
               <w:top w:w="80" w:type="dxa"/>
@@ -28840,7 +29954,7 @@
         </w:tc>
         <w:tc>
           <w:tcPr>
-            <w:tcW w:type="dxa" w:w="3051"/>
+            <w:tcW w:type="dxa" w:w="3330"/>
             <w:vAlign w:val="center"/>
             <w:tcMar>
               <w:top w:w="80" w:type="dxa"/>
@@ -28876,7 +29990,7 @@
         <w:trPr/>
         <w:tc>
           <w:tcPr>
-            <w:tcW w:type="dxa" w:w="3323"/>
+            <w:tcW w:type="dxa" w:w="3282"/>
             <w:vAlign w:val="center"/>
             <w:tcMar>
               <w:top w:w="80" w:type="dxa"/>
@@ -28909,7 +30023,7 @@
         </w:tc>
         <w:tc>
           <w:tcPr>
-            <w:tcW w:type="dxa" w:w="2986"/>
+            <w:tcW w:type="dxa" w:w="2748"/>
             <w:vAlign w:val="center"/>
             <w:tcMar>
               <w:top w:w="80" w:type="dxa"/>
@@ -28942,7 +30056,7 @@
         </w:tc>
         <w:tc>
           <w:tcPr>
-            <w:tcW w:type="dxa" w:w="3051"/>
+            <w:tcW w:type="dxa" w:w="3330"/>
             <w:vAlign w:val="center"/>
             <w:tcMar>
               <w:top w:w="80" w:type="dxa"/>
@@ -29050,7 +30164,7 @@
           <w:color w:val="202124"/>
           <w:sz w:val="22"/>
         </w:rPr>
-        <w:t>Áp dụng bcrypt đúng mục đích cho mật khẩu.</w:t>
+        <w:t>Bổ sung luồng quên mật khẩu và đặt lại mật khẩu với reset token hash và revoke phiên cũ.</w:t>
       </w:r>
     </w:p>
     <w:p>
@@ -29066,7 +30180,7 @@
           <w:color w:val="202124"/>
           <w:sz w:val="22"/>
         </w:rPr>
-        <w:t>Áp dụng AES-GCM cho nhiều loại dữ liệu nhạy cảm.</w:t>
+        <w:t>Áp dụng bcrypt đúng mục đích cho mật khẩu.</w:t>
       </w:r>
     </w:p>
     <w:p>
@@ -29082,7 +30196,7 @@
           <w:color w:val="202124"/>
           <w:sz w:val="22"/>
         </w:rPr>
-        <w:t>Áp dụng HMAC-SHA256 cho webhook thanh toán mô phỏng.</w:t>
+        <w:t>Áp dụng AES-GCM cho nhiều loại dữ liệu nhạy cảm.</w:t>
       </w:r>
     </w:p>
     <w:p>
@@ -29098,7 +30212,7 @@
           <w:color w:val="202124"/>
           <w:sz w:val="22"/>
         </w:rPr>
-        <w:t>Kiểm soát truy cập theo role và ownership.</w:t>
+        <w:t>Áp dụng HMAC-SHA256 cho webhook thanh toán mô phỏng.</w:t>
       </w:r>
     </w:p>
     <w:p>
@@ -29114,7 +30228,7 @@
           <w:color w:val="202124"/>
           <w:sz w:val="22"/>
         </w:rPr>
-        <w:t>Ghi audit log cho các hành vi quan trọng.</w:t>
+        <w:t>Kiểm soát truy cập theo role và ownership.</w:t>
       </w:r>
     </w:p>
     <w:p>
@@ -29130,7 +30244,7 @@
           <w:color w:val="202124"/>
           <w:sz w:val="22"/>
         </w:rPr>
-        <w:t>Áp dụng rate limiting cho các endpoint nhạy cảm.</w:t>
+        <w:t>Ghi audit log cho các hành vi quan trọng.</w:t>
       </w:r>
     </w:p>
     <w:p>
@@ -29146,7 +30260,7 @@
           <w:color w:val="202124"/>
           <w:sz w:val="22"/>
         </w:rPr>
-        <w:t>Hoàn thiện Docker + Nginx TLS để chạy local qua HTTPS.</w:t>
+        <w:t>Áp dụng rate limiting cho các endpoint nhạy cảm.</w:t>
       </w:r>
     </w:p>
     <w:p>
@@ -29162,6 +30276,22 @@
           <w:color w:val="202124"/>
           <w:sz w:val="22"/>
         </w:rPr>
+        <w:t>Hoàn thiện Docker + Nginx TLS để chạy local qua HTTPS.</w:t>
+      </w:r>
+    </w:p>
+    <w:p>
+      <w:pPr>
+        <w:pStyle w:val="ListBullet"/>
+        <w:spacing w:before="0" w:after="80" w:line="290" w:lineRule="auto"/>
+        <w:ind w:left="540" w:hanging="279"/>
+        <w:jc w:val="left"/>
+      </w:pPr>
+      <w:r>
+        <w:rPr>
+          <w:rFonts w:ascii="Calibri" w:hAnsi="Calibri" w:eastAsia="Calibri"/>
+          <w:color w:val="202124"/>
+          <w:sz w:val="22"/>
+        </w:rPr>
         <w:t>Cung cấp đầy đủ tài liệu Postman, ZAP và kịch bản demo.</w:t>
       </w:r>
     </w:p>
@@ -29235,6 +30365,54 @@
           <w:sz w:val="22"/>
         </w:rPr>
         <w:t>Frontend lưu token theo cách thuận tiện cho demo, chưa phải mô hình tối ưu production.</w:t>
+      </w:r>
+    </w:p>
+    <w:p>
+      <w:pPr>
+        <w:pStyle w:val="ListBullet"/>
+        <w:spacing w:before="0" w:after="80" w:line="290" w:lineRule="auto"/>
+        <w:ind w:left="540" w:hanging="279"/>
+        <w:jc w:val="left"/>
+      </w:pPr>
+      <w:r>
+        <w:rPr>
+          <w:rFonts w:ascii="Calibri" w:hAnsi="Calibri" w:eastAsia="Calibri"/>
+          <w:color w:val="202124"/>
+          <w:sz w:val="22"/>
+        </w:rPr>
+        <w:t xml:space="preserve">Chế độ </w:t>
+      </w:r>
+      <w:r>
+        <w:rPr>
+          <w:rFonts w:ascii="Consolas" w:hAnsi="Consolas" w:eastAsia="Consolas"/>
+          <w:color w:val="163B64"/>
+          <w:sz w:val="19"/>
+        </w:rPr>
+        <w:t>PASSWORD_RESET_DEMO_MODE</w:t>
+      </w:r>
+      <w:r>
+        <w:rPr>
+          <w:rFonts w:ascii="Calibri" w:hAnsi="Calibri" w:eastAsia="Calibri"/>
+          <w:color w:val="202124"/>
+          <w:sz w:val="22"/>
+        </w:rPr>
+        <w:t xml:space="preserve"> trả </w:t>
+      </w:r>
+      <w:r>
+        <w:rPr>
+          <w:rFonts w:ascii="Consolas" w:hAnsi="Consolas" w:eastAsia="Consolas"/>
+          <w:color w:val="163B64"/>
+          <w:sz w:val="19"/>
+        </w:rPr>
+        <w:t>demoResetToken</w:t>
+      </w:r>
+      <w:r>
+        <w:rPr>
+          <w:rFonts w:ascii="Calibri" w:hAnsi="Calibri" w:eastAsia="Calibri"/>
+          <w:color w:val="202124"/>
+          <w:sz w:val="22"/>
+        </w:rPr>
+        <w:t xml:space="preserve"> trong môi trường local để tiện kiểm thử, chưa phù hợp khi triển khai production.</w:t>
       </w:r>
     </w:p>
     <w:p>
